--- a/docs/agentium-hypervisor-decision-strategy.fr.docx
+++ b/docs/agentium-hypervisor-decision-strategy.fr.docx
@@ -187,6 +187,73 @@
           <w:sz w:val="22"/>
         </w:rPr>
         <w:t>implémentée, opt-in, non acceptée</w:t>
+      </w:r>
+      <w:r>
+        <w:rPr>
+          <w:rFonts w:ascii="Calibri" w:hAnsi="Calibri" w:eastAsia="Calibri"/>
+          <w:b w:val="0"/>
+          <w:i/>
+          <w:color w:val="596371"/>
+          <w:sz w:val="22"/>
+        </w:rPr>
+        <w:t>.</w:t>
+      </w:r>
+    </w:p>
+    <w:p>
+      <w:r>
+        <w:rPr>
+          <w:rFonts w:ascii="Calibri" w:hAnsi="Calibri" w:eastAsia="Calibri"/>
+          <w:b w:val="0"/>
+          <w:i w:val="0"/>
+          <w:color w:val="151A23"/>
+          <w:sz w:val="22"/>
+        </w:rPr>
+        <w:t>&gt;</w:t>
+      </w:r>
+    </w:p>
+    <w:p>
+      <w:pPr>
+        <w:ind w:left="340"/>
+      </w:pPr>
+      <w:r>
+        <w:rPr>
+          <w:rFonts w:ascii="Calibri" w:hAnsi="Calibri" w:eastAsia="Calibri"/>
+          <w:b w:val="0"/>
+          <w:i/>
+          <w:color w:val="596371"/>
+          <w:sz w:val="22"/>
+        </w:rPr>
+        <w:t xml:space="preserve">User stories (format papAI, objets Agentium) : </w:t>
+      </w:r>
+      <w:r>
+        <w:rPr>
+          <w:rFonts w:ascii="Calibri" w:hAnsi="Calibri" w:eastAsia="Calibri"/>
+          <w:b w:val="0"/>
+          <w:i/>
+          <w:color w:val="596371"/>
+          <w:sz w:val="22"/>
+        </w:rPr>
+        <w:t>`agentium-hypervisor-user-stories.md`</w:t>
+      </w:r>
+      <w:r>
+        <w:rPr>
+          <w:rFonts w:ascii="Calibri" w:hAnsi="Calibri" w:eastAsia="Calibri"/>
+          <w:b w:val="0"/>
+          <w:i/>
+          <w:color w:val="596371"/>
+          <w:sz w:val="22"/>
+        </w:rPr>
+        <w:t xml:space="preserve">, MVP COMEX </w:t>
+      </w:r>
+      <w:r>
+        <w:rPr>
+          <w:rFonts w:ascii="Calibri" w:hAnsi="Calibri" w:eastAsia="Calibri"/>
+          <w:b w:val="0"/>
+          <w:i/>
+          <w:color w:val="596371"/>
+          <w:sz w:val="22"/>
+        </w:rPr>
+        <w:t>`agentium-hypervisor-mvp-comex.md`</w:t>
       </w:r>
       <w:r>
         <w:rPr>

--- a/docs/agentium-hypervisor-decision-strategy.fr.docx
+++ b/docs/agentium-hypervisor-decision-strategy.fr.docx
@@ -455,6 +455,635 @@
           <w:b w:val="0"/>
           <w:i/>
           <w:color w:val="596371"/>
+          <w:sz w:val="22"/>
+        </w:rPr>
+        <w:t>.</w:t>
+      </w:r>
+    </w:p>
+    <w:p>
+      <w:r>
+        <w:rPr>
+          <w:rFonts w:ascii="Calibri" w:hAnsi="Calibri" w:eastAsia="Calibri"/>
+          <w:b w:val="0"/>
+          <w:i w:val="0"/>
+          <w:color w:val="151A23"/>
+          <w:sz w:val="22"/>
+        </w:rPr>
+        <w:t>Comment lire : le glossaire et les §1–3 suffisent pour un COMEX. Les routes, interrupteurs et extraits d’API sont des notes pour qui prépare une démo ou implémente — on peut les sauter.</w:t>
+      </w:r>
+    </w:p>
+    <w:p>
+      <w:r>
+        <w:rPr>
+          <w:rFonts w:ascii="Calibri" w:hAnsi="Calibri" w:eastAsia="Calibri"/>
+          <w:b w:val="0"/>
+          <w:i w:val="0"/>
+          <w:color w:val="151A23"/>
+          <w:sz w:val="22"/>
+        </w:rPr>
+        <w:t>---</w:t>
+      </w:r>
+    </w:p>
+    <w:p>
+      <w:pPr>
+        <w:pStyle w:val="Heading2"/>
+      </w:pPr>
+      <w:r>
+        <w:rPr>
+          <w:rFonts w:ascii="Calibri" w:hAnsi="Calibri" w:eastAsia="Calibri"/>
+          <w:b/>
+          <w:i w:val="0"/>
+          <w:color w:val="0B2545"/>
+          <w:sz w:val="32"/>
+        </w:rPr>
+        <w:t>0. Dix mots</w:t>
+      </w:r>
+    </w:p>
+    <w:tbl>
+      <w:tblPr>
+        <w:tblStyle w:val="TableGrid"/>
+        <w:tblW w:type="auto" w:w="0"/>
+        <w:tblLook w:firstColumn="1" w:firstRow="1" w:lastColumn="0" w:lastRow="0" w:noHBand="0" w:noVBand="1" w:val="04A0"/>
+      </w:tblPr>
+      <w:tblGrid>
+        <w:gridCol w:w="4873"/>
+        <w:gridCol w:w="4873"/>
+      </w:tblGrid>
+      <w:tr>
+        <w:tc>
+          <w:tcPr>
+            <w:tcW w:type="dxa" w:w="4873"/>
+          </w:tcPr>
+          <w:p>
+            <w:r>
+              <w:rPr>
+                <w:rFonts w:ascii="Calibri" w:hAnsi="Calibri" w:eastAsia="Calibri"/>
+                <w:b/>
+                <w:i w:val="0"/>
+                <w:color w:val="0B2545"/>
+                <w:sz w:val="18"/>
+              </w:rPr>
+              <w:t>Mot</w:t>
+            </w:r>
+          </w:p>
+        </w:tc>
+        <w:tc>
+          <w:tcPr>
+            <w:tcW w:type="dxa" w:w="4873"/>
+          </w:tcPr>
+          <w:p>
+            <w:r>
+              <w:rPr>
+                <w:rFonts w:ascii="Calibri" w:hAnsi="Calibri" w:eastAsia="Calibri"/>
+                <w:b/>
+                <w:i w:val="0"/>
+                <w:color w:val="0B2545"/>
+                <w:sz w:val="18"/>
+              </w:rPr>
+              <w:t>Sens courant</w:t>
+            </w:r>
+          </w:p>
+        </w:tc>
+      </w:tr>
+      <w:tr>
+        <w:tc>
+          <w:tcPr>
+            <w:tcW w:type="dxa" w:w="4873"/>
+          </w:tcPr>
+          <w:p>
+            <w:r>
+              <w:rPr>
+                <w:rFonts w:ascii="Calibri" w:hAnsi="Calibri" w:eastAsia="Calibri"/>
+                <w:b/>
+                <w:i w:val="0"/>
+                <w:color w:val="151A23"/>
+                <w:sz w:val="18"/>
+              </w:rPr>
+              <w:t>System</w:t>
+            </w:r>
+          </w:p>
+        </w:tc>
+        <w:tc>
+          <w:tcPr>
+            <w:tcW w:type="dxa" w:w="4873"/>
+          </w:tcPr>
+          <w:p>
+            <w:r>
+              <w:rPr>
+                <w:rFonts w:ascii="Calibri" w:hAnsi="Calibri" w:eastAsia="Calibri"/>
+                <w:b w:val="0"/>
+                <w:i w:val="0"/>
+                <w:color w:val="151A23"/>
+                <w:sz w:val="18"/>
+              </w:rPr>
+              <w:t>Un système d’IA industrialisé : un objectif métier, des règles, une façon de s’exécuter. Pas un chat.</w:t>
+            </w:r>
+          </w:p>
+        </w:tc>
+      </w:tr>
+      <w:tr>
+        <w:tc>
+          <w:tcPr>
+            <w:tcW w:type="dxa" w:w="4873"/>
+          </w:tcPr>
+          <w:p>
+            <w:r>
+              <w:rPr>
+                <w:rFonts w:ascii="Calibri" w:hAnsi="Calibri" w:eastAsia="Calibri"/>
+                <w:b/>
+                <w:i w:val="0"/>
+                <w:color w:val="151A23"/>
+                <w:sz w:val="18"/>
+              </w:rPr>
+              <w:t>Run</w:t>
+            </w:r>
+          </w:p>
+        </w:tc>
+        <w:tc>
+          <w:tcPr>
+            <w:tcW w:type="dxa" w:w="4873"/>
+          </w:tcPr>
+          <w:p>
+            <w:r>
+              <w:rPr>
+                <w:rFonts w:ascii="Calibri" w:hAnsi="Calibri" w:eastAsia="Calibri"/>
+                <w:b w:val="0"/>
+                <w:i w:val="0"/>
+                <w:color w:val="151A23"/>
+                <w:sz w:val="18"/>
+              </w:rPr>
+              <w:t>Une exécution tracée. Terminé ≠ réponse validée ≠ argent gagné.</w:t>
+            </w:r>
+          </w:p>
+        </w:tc>
+      </w:tr>
+      <w:tr>
+        <w:tc>
+          <w:tcPr>
+            <w:tcW w:type="dxa" w:w="4873"/>
+          </w:tcPr>
+          <w:p>
+            <w:r>
+              <w:rPr>
+                <w:rFonts w:ascii="Calibri" w:hAnsi="Calibri" w:eastAsia="Calibri"/>
+                <w:b/>
+                <w:i w:val="0"/>
+                <w:color w:val="151A23"/>
+                <w:sz w:val="18"/>
+              </w:rPr>
+              <w:t>Work</w:t>
+            </w:r>
+          </w:p>
+        </w:tc>
+        <w:tc>
+          <w:tcPr>
+            <w:tcW w:type="dxa" w:w="4873"/>
+          </w:tcPr>
+          <w:p>
+            <w:r>
+              <w:rPr>
+                <w:rFonts w:ascii="Calibri" w:hAnsi="Calibri" w:eastAsia="Calibri"/>
+                <w:b w:val="0"/>
+                <w:i w:val="0"/>
+                <w:color w:val="151A23"/>
+                <w:sz w:val="18"/>
+              </w:rPr>
+              <w:t>Là où le métier fait le travail, dans une application publiée.</w:t>
+            </w:r>
+          </w:p>
+        </w:tc>
+      </w:tr>
+      <w:tr>
+        <w:tc>
+          <w:tcPr>
+            <w:tcW w:type="dxa" w:w="4873"/>
+          </w:tcPr>
+          <w:p>
+            <w:r>
+              <w:rPr>
+                <w:rFonts w:ascii="Calibri" w:hAnsi="Calibri" w:eastAsia="Calibri"/>
+                <w:b/>
+                <w:i w:val="0"/>
+                <w:color w:val="151A23"/>
+                <w:sz w:val="18"/>
+              </w:rPr>
+              <w:t>Studio</w:t>
+            </w:r>
+          </w:p>
+        </w:tc>
+        <w:tc>
+          <w:tcPr>
+            <w:tcW w:type="dxa" w:w="4873"/>
+          </w:tcPr>
+          <w:p>
+            <w:r>
+              <w:rPr>
+                <w:rFonts w:ascii="Calibri" w:hAnsi="Calibri" w:eastAsia="Calibri"/>
+                <w:b w:val="0"/>
+                <w:i w:val="0"/>
+                <w:color w:val="151A23"/>
+                <w:sz w:val="18"/>
+              </w:rPr>
+              <w:t>L’écran de cette application : suivre, et approuver quand on le demande.</w:t>
+            </w:r>
+          </w:p>
+        </w:tc>
+      </w:tr>
+      <w:tr>
+        <w:tc>
+          <w:tcPr>
+            <w:tcW w:type="dxa" w:w="4873"/>
+          </w:tcPr>
+          <w:p>
+            <w:r>
+              <w:rPr>
+                <w:rFonts w:ascii="Calibri" w:hAnsi="Calibri" w:eastAsia="Calibri"/>
+                <w:b/>
+                <w:i w:val="0"/>
+                <w:color w:val="151A23"/>
+                <w:sz w:val="18"/>
+              </w:rPr>
+              <w:t>Cockpit</w:t>
+            </w:r>
+          </w:p>
+        </w:tc>
+        <w:tc>
+          <w:tcPr>
+            <w:tcW w:type="dxa" w:w="4873"/>
+          </w:tcPr>
+          <w:p>
+            <w:r>
+              <w:rPr>
+                <w:rFonts w:ascii="Calibri" w:hAnsi="Calibri" w:eastAsia="Calibri"/>
+                <w:b w:val="0"/>
+                <w:i w:val="0"/>
+                <w:color w:val="151A23"/>
+                <w:sz w:val="18"/>
+              </w:rPr>
+              <w:t>Là où l’on construit, suit, améliore et administre les Systems.</w:t>
+            </w:r>
+          </w:p>
+        </w:tc>
+      </w:tr>
+      <w:tr>
+        <w:tc>
+          <w:tcPr>
+            <w:tcW w:type="dxa" w:w="4873"/>
+          </w:tcPr>
+          <w:p>
+            <w:r>
+              <w:rPr>
+                <w:rFonts w:ascii="Calibri" w:hAnsi="Calibri" w:eastAsia="Calibri"/>
+                <w:b/>
+                <w:i w:val="0"/>
+                <w:color w:val="151A23"/>
+                <w:sz w:val="18"/>
+              </w:rPr>
+              <w:t>Hyperviseur / Impact</w:t>
+            </w:r>
+          </w:p>
+        </w:tc>
+        <w:tc>
+          <w:tcPr>
+            <w:tcW w:type="dxa" w:w="4873"/>
+          </w:tcPr>
+          <w:p>
+            <w:r>
+              <w:rPr>
+                <w:rFonts w:ascii="Calibri" w:hAnsi="Calibri" w:eastAsia="Calibri"/>
+                <w:b w:val="0"/>
+                <w:i w:val="0"/>
+                <w:color w:val="151A23"/>
+                <w:sz w:val="18"/>
+              </w:rPr>
+              <w:t xml:space="preserve">Le </w:t>
+            </w:r>
+            <w:r>
+              <w:rPr>
+                <w:rFonts w:ascii="Calibri" w:hAnsi="Calibri" w:eastAsia="Calibri"/>
+                <w:b/>
+                <w:i w:val="0"/>
+                <w:color w:val="151A23"/>
+                <w:sz w:val="18"/>
+              </w:rPr>
+              <w:t>grand livre</w:t>
+            </w:r>
+            <w:r>
+              <w:rPr>
+                <w:rFonts w:ascii="Calibri" w:hAnsi="Calibri" w:eastAsia="Calibri"/>
+                <w:b w:val="0"/>
+                <w:i w:val="0"/>
+                <w:color w:val="151A23"/>
+                <w:sz w:val="18"/>
+              </w:rPr>
+              <w:t xml:space="preserve"> du portefeuille : ce qui a déjà tourné. Ce n’est pas la salle d’opération.</w:t>
+            </w:r>
+          </w:p>
+        </w:tc>
+      </w:tr>
+      <w:tr>
+        <w:tc>
+          <w:tcPr>
+            <w:tcW w:type="dxa" w:w="4873"/>
+          </w:tcPr>
+          <w:p>
+            <w:r>
+              <w:rPr>
+                <w:rFonts w:ascii="Calibri" w:hAnsi="Calibri" w:eastAsia="Calibri"/>
+                <w:b/>
+                <w:i w:val="0"/>
+                <w:color w:val="151A23"/>
+                <w:sz w:val="18"/>
+              </w:rPr>
+              <w:t>Décision</w:t>
+            </w:r>
+          </w:p>
+        </w:tc>
+        <w:tc>
+          <w:tcPr>
+            <w:tcW w:type="dxa" w:w="4873"/>
+          </w:tcPr>
+          <w:p>
+            <w:r>
+              <w:rPr>
+                <w:rFonts w:ascii="Calibri" w:hAnsi="Calibri" w:eastAsia="Calibri"/>
+                <w:b w:val="0"/>
+                <w:i w:val="0"/>
+                <w:color w:val="151A23"/>
+                <w:sz w:val="18"/>
+              </w:rPr>
+              <w:t xml:space="preserve">Un avis humain (accepter / refuser). Dans l’Hyperviseur, cela </w:t>
+            </w:r>
+            <w:r>
+              <w:rPr>
+                <w:rFonts w:ascii="Calibri" w:hAnsi="Calibri" w:eastAsia="Calibri"/>
+                <w:b/>
+                <w:i w:val="0"/>
+                <w:color w:val="151A23"/>
+                <w:sz w:val="18"/>
+              </w:rPr>
+              <w:t>enregistre</w:t>
+            </w:r>
+            <w:r>
+              <w:rPr>
+                <w:rFonts w:ascii="Calibri" w:hAnsi="Calibri" w:eastAsia="Calibri"/>
+                <w:b w:val="0"/>
+                <w:i w:val="0"/>
+                <w:color w:val="151A23"/>
+                <w:sz w:val="18"/>
+              </w:rPr>
+              <w:t xml:space="preserve"> l’avis. Cela n’applique pas le changement.</w:t>
+            </w:r>
+          </w:p>
+        </w:tc>
+      </w:tr>
+      <w:tr>
+        <w:tc>
+          <w:tcPr>
+            <w:tcW w:type="dxa" w:w="4873"/>
+          </w:tcPr>
+          <w:p>
+            <w:r>
+              <w:rPr>
+                <w:rFonts w:ascii="Calibri" w:hAnsi="Calibri" w:eastAsia="Calibri"/>
+                <w:b/>
+                <w:i w:val="0"/>
+                <w:color w:val="151A23"/>
+                <w:sz w:val="18"/>
+              </w:rPr>
+              <w:t>Steer</w:t>
+            </w:r>
+            <w:r>
+              <w:rPr>
+                <w:rFonts w:ascii="Calibri" w:hAnsi="Calibri" w:eastAsia="Calibri"/>
+                <w:b w:val="0"/>
+                <w:i w:val="0"/>
+                <w:color w:val="151A23"/>
+                <w:sz w:val="18"/>
+              </w:rPr>
+              <w:t xml:space="preserve"> (Piloter)</w:t>
+            </w:r>
+          </w:p>
+        </w:tc>
+        <w:tc>
+          <w:tcPr>
+            <w:tcW w:type="dxa" w:w="4873"/>
+          </w:tcPr>
+          <w:p>
+            <w:r>
+              <w:rPr>
+                <w:rFonts w:ascii="Calibri" w:hAnsi="Calibri" w:eastAsia="Calibri"/>
+                <w:b w:val="0"/>
+                <w:i w:val="0"/>
+                <w:color w:val="151A23"/>
+                <w:sz w:val="18"/>
+              </w:rPr>
+              <w:t>L’écran d’</w:t>
+            </w:r>
+            <w:r>
+              <w:rPr>
+                <w:rFonts w:ascii="Calibri" w:hAnsi="Calibri" w:eastAsia="Calibri"/>
+                <w:b/>
+                <w:i w:val="0"/>
+                <w:color w:val="151A23"/>
+                <w:sz w:val="18"/>
+              </w:rPr>
+              <w:t>un</w:t>
+            </w:r>
+            <w:r>
+              <w:rPr>
+                <w:rFonts w:ascii="Calibri" w:hAnsi="Calibri" w:eastAsia="Calibri"/>
+                <w:b w:val="0"/>
+                <w:i w:val="0"/>
+                <w:color w:val="151A23"/>
+                <w:sz w:val="18"/>
+              </w:rPr>
+              <w:t xml:space="preserve"> System où l’on peut, si c’est ouvert, simuler puis appliquer un changement, puis mesurer.</w:t>
+            </w:r>
+          </w:p>
+        </w:tc>
+      </w:tr>
+      <w:tr>
+        <w:tc>
+          <w:tcPr>
+            <w:tcW w:type="dxa" w:w="4873"/>
+          </w:tcPr>
+          <w:p>
+            <w:r>
+              <w:rPr>
+                <w:rFonts w:ascii="Calibri" w:hAnsi="Calibri" w:eastAsia="Calibri"/>
+                <w:b/>
+                <w:i w:val="0"/>
+                <w:color w:val="151A23"/>
+                <w:sz w:val="18"/>
+              </w:rPr>
+              <w:t>Base de valeur</w:t>
+            </w:r>
+          </w:p>
+        </w:tc>
+        <w:tc>
+          <w:tcPr>
+            <w:tcW w:type="dxa" w:w="4873"/>
+          </w:tcPr>
+          <w:p>
+            <w:r>
+              <w:rPr>
+                <w:rFonts w:ascii="Calibri" w:hAnsi="Calibri" w:eastAsia="Calibri"/>
+                <w:b w:val="0"/>
+                <w:i w:val="0"/>
+                <w:color w:val="151A23"/>
+                <w:sz w:val="18"/>
+              </w:rPr>
+              <w:t xml:space="preserve">Une convention signée (« ce type de résultat vaut X heures ou Y € »). C’est </w:t>
+            </w:r>
+            <w:r>
+              <w:rPr>
+                <w:rFonts w:ascii="Calibri" w:hAnsi="Calibri" w:eastAsia="Calibri"/>
+                <w:b/>
+                <w:i w:val="0"/>
+                <w:color w:val="151A23"/>
+                <w:sz w:val="18"/>
+              </w:rPr>
+              <w:t>déclaré</w:t>
+            </w:r>
+            <w:r>
+              <w:rPr>
+                <w:rFonts w:ascii="Calibri" w:hAnsi="Calibri" w:eastAsia="Calibri"/>
+                <w:b w:val="0"/>
+                <w:i w:val="0"/>
+                <w:color w:val="151A23"/>
+                <w:sz w:val="18"/>
+              </w:rPr>
+              <w:t>, pas comptable.</w:t>
+            </w:r>
+          </w:p>
+        </w:tc>
+      </w:tr>
+      <w:tr>
+        <w:tc>
+          <w:tcPr>
+            <w:tcW w:type="dxa" w:w="4873"/>
+          </w:tcPr>
+          <w:p>
+            <w:r>
+              <w:rPr>
+                <w:rFonts w:ascii="Calibri" w:hAnsi="Calibri" w:eastAsia="Calibri"/>
+                <w:b/>
+                <w:i w:val="0"/>
+                <w:color w:val="151A23"/>
+                <w:sz w:val="18"/>
+              </w:rPr>
+              <w:t>Mesuré / déclaré / absent</w:t>
+            </w:r>
+          </w:p>
+        </w:tc>
+        <w:tc>
+          <w:tcPr>
+            <w:tcW w:type="dxa" w:w="4873"/>
+          </w:tcPr>
+          <w:p>
+            <w:r>
+              <w:rPr>
+                <w:rFonts w:ascii="Calibri" w:hAnsi="Calibri" w:eastAsia="Calibri"/>
+                <w:b w:val="0"/>
+                <w:i w:val="0"/>
+                <w:color w:val="151A23"/>
+                <w:sz w:val="18"/>
+              </w:rPr>
+              <w:t xml:space="preserve">Trois qualités d’un chiffre. Absent </w:t>
+            </w:r>
+            <w:r>
+              <w:rPr>
+                <w:rFonts w:ascii="Calibri" w:hAnsi="Calibri" w:eastAsia="Calibri"/>
+                <w:b/>
+                <w:i w:val="0"/>
+                <w:color w:val="151A23"/>
+                <w:sz w:val="18"/>
+              </w:rPr>
+              <w:t>n’est pas</w:t>
+            </w:r>
+            <w:r>
+              <w:rPr>
+                <w:rFonts w:ascii="Calibri" w:hAnsi="Calibri" w:eastAsia="Calibri"/>
+                <w:b w:val="0"/>
+                <w:i w:val="0"/>
+                <w:color w:val="151A23"/>
+                <w:sz w:val="18"/>
+              </w:rPr>
+              <w:t xml:space="preserve"> un zéro.</w:t>
+            </w:r>
+          </w:p>
+        </w:tc>
+      </w:tr>
+    </w:tbl>
+    <w:p/>
+    <w:p>
+      <w:r>
+        <w:rPr>
+          <w:rFonts w:ascii="Calibri" w:hAnsi="Calibri" w:eastAsia="Calibri"/>
+          <w:b w:val="0"/>
+          <w:i w:val="0"/>
+          <w:color w:val="151A23"/>
+          <w:sz w:val="22"/>
+        </w:rPr>
+        <w:t xml:space="preserve">Mots à éviter à l’écran : Desk, Board, workflow, pipeline, job, « HITL ». On dit </w:t>
+      </w:r>
+      <w:r>
+        <w:rPr>
+          <w:rFonts w:ascii="Calibri" w:hAnsi="Calibri" w:eastAsia="Calibri"/>
+          <w:b/>
+          <w:i w:val="0"/>
+          <w:color w:val="151A23"/>
+          <w:sz w:val="22"/>
+        </w:rPr>
+        <w:t>Flow</w:t>
+      </w:r>
+      <w:r>
+        <w:rPr>
+          <w:rFonts w:ascii="Calibri" w:hAnsi="Calibri" w:eastAsia="Calibri"/>
+          <w:b w:val="0"/>
+          <w:i w:val="0"/>
+          <w:color w:val="151A23"/>
+          <w:sz w:val="22"/>
+        </w:rPr>
+        <w:t xml:space="preserve">, </w:t>
+      </w:r>
+      <w:r>
+        <w:rPr>
+          <w:rFonts w:ascii="Calibri" w:hAnsi="Calibri" w:eastAsia="Calibri"/>
+          <w:b/>
+          <w:i w:val="0"/>
+          <w:color w:val="151A23"/>
+          <w:sz w:val="22"/>
+        </w:rPr>
+        <w:t>Run</w:t>
+      </w:r>
+      <w:r>
+        <w:rPr>
+          <w:rFonts w:ascii="Calibri" w:hAnsi="Calibri" w:eastAsia="Calibri"/>
+          <w:b w:val="0"/>
+          <w:i w:val="0"/>
+          <w:color w:val="151A23"/>
+          <w:sz w:val="22"/>
+        </w:rPr>
+        <w:t xml:space="preserve">, </w:t>
+      </w:r>
+      <w:r>
+        <w:rPr>
+          <w:rFonts w:ascii="Calibri" w:hAnsi="Calibri" w:eastAsia="Calibri"/>
+          <w:b/>
+          <w:i w:val="0"/>
+          <w:color w:val="151A23"/>
+          <w:sz w:val="22"/>
+        </w:rPr>
+        <w:t>approbation humaine</w:t>
+      </w:r>
+      <w:r>
+        <w:rPr>
+          <w:rFonts w:ascii="Calibri" w:hAnsi="Calibri" w:eastAsia="Calibri"/>
+          <w:b w:val="0"/>
+          <w:i w:val="0"/>
+          <w:color w:val="151A23"/>
           <w:sz w:val="22"/>
         </w:rPr>
         <w:t>.</w:t>
@@ -1089,7 +1718,7 @@
                 <w:color w:val="151A23"/>
                 <w:sz w:val="18"/>
               </w:rPr>
-              <w:t>Acceptation, rejet, replay, promotion d’une réponse canonique, ou enactment gouverné.</w:t>
+              <w:t>Accepter, refuser, rejouer, promouvoir une réponse de référence, ou appliquer un changement encadré.</w:t>
             </w:r>
           </w:p>
         </w:tc>
@@ -1227,7 +1856,7 @@
                 <w:color w:val="0B2545"/>
                 <w:sz w:val="18"/>
               </w:rPr>
-              <w:t>Surface</w:t>
+              <w:t>Où</w:t>
             </w:r>
           </w:p>
         </w:tc>
@@ -1291,43 +1920,13 @@
           <w:p>
             <w:r>
               <w:rPr>
-                <w:rFonts w:ascii="Consolas" w:hAnsi="Consolas" w:eastAsia="Consolas"/>
-                <w:b w:val="0"/>
-                <w:i w:val="0"/>
-                <w:color w:val="0E6B6A"/>
-                <w:sz w:val="18"/>
-              </w:rPr>
-              <w:t>/hypervisor</w:t>
-            </w:r>
-            <w:r>
-              <w:rPr>
                 <w:rFonts w:ascii="Calibri" w:hAnsi="Calibri" w:eastAsia="Calibri"/>
                 <w:b w:val="0"/>
                 <w:i w:val="0"/>
                 <w:color w:val="151A23"/>
                 <w:sz w:val="18"/>
               </w:rPr>
-              <w:t xml:space="preserve"> (rail </w:t>
-            </w:r>
-            <w:r>
-              <w:rPr>
-                <w:rFonts w:ascii="Calibri" w:hAnsi="Calibri" w:eastAsia="Calibri"/>
-                <w:b/>
-                <w:i w:val="0"/>
-                <w:color w:val="151A23"/>
-                <w:sz w:val="18"/>
-              </w:rPr>
-              <w:t>Impact</w:t>
-            </w:r>
-            <w:r>
-              <w:rPr>
-                <w:rFonts w:ascii="Calibri" w:hAnsi="Calibri" w:eastAsia="Calibri"/>
-                <w:b w:val="0"/>
-                <w:i w:val="0"/>
-                <w:color w:val="151A23"/>
-                <w:sz w:val="18"/>
-              </w:rPr>
-              <w:t xml:space="preserve"> si l’expérience d’adoption est active)</w:t>
+              <w:t>Hyperviseur / Impact</w:t>
             </w:r>
           </w:p>
         </w:tc>
@@ -1391,63 +1990,13 @@
           <w:p>
             <w:r>
               <w:rPr>
-                <w:rFonts w:ascii="Consolas" w:hAnsi="Consolas" w:eastAsia="Consolas"/>
-                <w:b w:val="0"/>
-                <w:i w:val="0"/>
-                <w:color w:val="0E6B6A"/>
-                <w:sz w:val="18"/>
-              </w:rPr>
-              <w:t>/work</w:t>
-            </w:r>
-            <w:r>
-              <w:rPr>
                 <w:rFonts w:ascii="Calibri" w:hAnsi="Calibri" w:eastAsia="Calibri"/>
                 <w:b w:val="0"/>
                 <w:i w:val="0"/>
                 <w:color w:val="151A23"/>
                 <w:sz w:val="18"/>
               </w:rPr>
-              <w:t xml:space="preserve">, </w:t>
-            </w:r>
-            <w:r>
-              <w:rPr>
-                <w:rFonts w:ascii="Consolas" w:hAnsi="Consolas" w:eastAsia="Consolas"/>
-                <w:b w:val="0"/>
-                <w:i w:val="0"/>
-                <w:color w:val="0E6B6A"/>
-                <w:sz w:val="18"/>
-              </w:rPr>
-              <w:t>/work/:slug</w:t>
-            </w:r>
-            <w:r>
-              <w:rPr>
-                <w:rFonts w:ascii="Calibri" w:hAnsi="Calibri" w:eastAsia="Calibri"/>
-                <w:b w:val="0"/>
-                <w:i w:val="0"/>
-                <w:color w:val="151A23"/>
-                <w:sz w:val="18"/>
-              </w:rPr>
-              <w:t xml:space="preserve">, Studio (ex. </w:t>
-            </w:r>
-            <w:r>
-              <w:rPr>
-                <w:rFonts w:ascii="Consolas" w:hAnsi="Consolas" w:eastAsia="Consolas"/>
-                <w:b w:val="0"/>
-                <w:i w:val="0"/>
-                <w:color w:val="0E6B6A"/>
-                <w:sz w:val="18"/>
-              </w:rPr>
-              <w:t>/work/pr-to-po</w:t>
-            </w:r>
-            <w:r>
-              <w:rPr>
-                <w:rFonts w:ascii="Calibri" w:hAnsi="Calibri" w:eastAsia="Calibri"/>
-                <w:b w:val="0"/>
-                <w:i w:val="0"/>
-                <w:color w:val="151A23"/>
-                <w:sz w:val="18"/>
-              </w:rPr>
-              <w:t>)</w:t>
+              <w:t>Work, Studio (l’application publiée)</w:t>
             </w:r>
           </w:p>
         </w:tc>
@@ -1464,7 +2013,27 @@
                 <w:color w:val="151A23"/>
                 <w:sz w:val="18"/>
               </w:rPr>
-              <w:t>Un résultat vérifiable, des citations, un gate humain si la politique l’exige.</w:t>
+              <w:t xml:space="preserve">Un résultat vérifiable, des sources ouvertes, une </w:t>
+            </w:r>
+            <w:r>
+              <w:rPr>
+                <w:rFonts w:ascii="Calibri" w:hAnsi="Calibri" w:eastAsia="Calibri"/>
+                <w:b/>
+                <w:i w:val="0"/>
+                <w:color w:val="151A23"/>
+                <w:sz w:val="18"/>
+              </w:rPr>
+              <w:t>approbation humaine</w:t>
+            </w:r>
+            <w:r>
+              <w:rPr>
+                <w:rFonts w:ascii="Calibri" w:hAnsi="Calibri" w:eastAsia="Calibri"/>
+                <w:b w:val="0"/>
+                <w:i w:val="0"/>
+                <w:color w:val="151A23"/>
+                <w:sz w:val="18"/>
+              </w:rPr>
+              <w:t xml:space="preserve"> si la règle l’exige.</w:t>
             </w:r>
           </w:p>
         </w:tc>
@@ -1511,63 +2080,13 @@
           <w:p>
             <w:r>
               <w:rPr>
-                <w:rFonts w:ascii="Consolas" w:hAnsi="Consolas" w:eastAsia="Consolas"/>
-                <w:b w:val="0"/>
-                <w:i w:val="0"/>
-                <w:color w:val="0E6B6A"/>
-                <w:sz w:val="18"/>
-              </w:rPr>
-              <w:t>/runs</w:t>
-            </w:r>
-            <w:r>
-              <w:rPr>
                 <w:rFonts w:ascii="Calibri" w:hAnsi="Calibri" w:eastAsia="Calibri"/>
                 <w:b w:val="0"/>
                 <w:i w:val="0"/>
                 <w:color w:val="151A23"/>
                 <w:sz w:val="18"/>
               </w:rPr>
-              <w:t xml:space="preserve">, </w:t>
-            </w:r>
-            <w:r>
-              <w:rPr>
-                <w:rFonts w:ascii="Consolas" w:hAnsi="Consolas" w:eastAsia="Consolas"/>
-                <w:b w:val="0"/>
-                <w:i w:val="0"/>
-                <w:color w:val="0E6B6A"/>
-                <w:sz w:val="18"/>
-              </w:rPr>
-              <w:t>/observability</w:t>
-            </w:r>
-            <w:r>
-              <w:rPr>
-                <w:rFonts w:ascii="Calibri" w:hAnsi="Calibri" w:eastAsia="Calibri"/>
-                <w:b w:val="0"/>
-                <w:i w:val="0"/>
-                <w:color w:val="151A23"/>
-                <w:sz w:val="18"/>
-              </w:rPr>
-              <w:t xml:space="preserve">, </w:t>
-            </w:r>
-            <w:r>
-              <w:rPr>
-                <w:rFonts w:ascii="Consolas" w:hAnsi="Consolas" w:eastAsia="Consolas"/>
-                <w:b w:val="0"/>
-                <w:i w:val="0"/>
-                <w:color w:val="0E6B6A"/>
-                <w:sz w:val="18"/>
-              </w:rPr>
-              <w:t>/steering/review-queue</w:t>
-            </w:r>
-            <w:r>
-              <w:rPr>
-                <w:rFonts w:ascii="Calibri" w:hAnsi="Calibri" w:eastAsia="Calibri"/>
-                <w:b w:val="0"/>
-                <w:i w:val="0"/>
-                <w:color w:val="151A23"/>
-                <w:sz w:val="18"/>
-              </w:rPr>
-              <w:t>, Diagnostics</w:t>
+              <w:t>Exécutions, file de revue, Diagnostics</w:t>
             </w:r>
           </w:p>
         </w:tc>
@@ -1640,7 +2159,7 @@
                 <w:color w:val="151A23"/>
                 <w:sz w:val="18"/>
               </w:rPr>
-              <w:t>Qu’est-ce qui attend une signature, et où ça s’enacte ?</w:t>
+              <w:t>Qu’est-ce qui attend une signature, et où le changement s’applique ?</w:t>
             </w:r>
           </w:p>
         </w:tc>
@@ -1657,27 +2176,7 @@
                 <w:color w:val="151A23"/>
                 <w:sz w:val="18"/>
               </w:rPr>
-              <w:t xml:space="preserve">Feed </w:t>
-            </w:r>
-            <w:r>
-              <w:rPr>
-                <w:rFonts w:ascii="Consolas" w:hAnsi="Consolas" w:eastAsia="Consolas"/>
-                <w:b w:val="0"/>
-                <w:i w:val="0"/>
-                <w:color w:val="0E6B6A"/>
-                <w:sz w:val="18"/>
-              </w:rPr>
-              <w:t>/hypervisor</w:t>
-            </w:r>
-            <w:r>
-              <w:rPr>
-                <w:rFonts w:ascii="Calibri" w:hAnsi="Calibri" w:eastAsia="Calibri"/>
-                <w:b w:val="0"/>
-                <w:i w:val="0"/>
-                <w:color w:val="151A23"/>
-                <w:sz w:val="18"/>
-              </w:rPr>
-              <w:t xml:space="preserve"> (signal) · gates Work/Studio · boucle de valeur </w:t>
+              <w:t xml:space="preserve">File de l’Hyperviseur (avis) · approbation dans l’application · </w:t>
             </w:r>
             <w:r>
               <w:rPr>
@@ -1688,6 +2187,16 @@
                 <w:sz w:val="18"/>
               </w:rPr>
               <w:t>Steer</w:t>
+            </w:r>
+            <w:r>
+              <w:rPr>
+                <w:rFonts w:ascii="Calibri" w:hAnsi="Calibri" w:eastAsia="Calibri"/>
+                <w:b w:val="0"/>
+                <w:i w:val="0"/>
+                <w:color w:val="151A23"/>
+                <w:sz w:val="18"/>
+              </w:rPr>
+              <w:t xml:space="preserve"> (appliquer)</w:t>
             </w:r>
           </w:p>
         </w:tc>
@@ -1704,27 +2213,7 @@
                 <w:color w:val="151A23"/>
                 <w:sz w:val="18"/>
               </w:rPr>
-              <w:t xml:space="preserve">Un état de </w:t>
-            </w:r>
-            <w:r>
-              <w:rPr>
-                <w:rFonts w:ascii="Consolas" w:hAnsi="Consolas" w:eastAsia="Consolas"/>
-                <w:b w:val="0"/>
-                <w:i w:val="0"/>
-                <w:color w:val="0E6B6A"/>
-                <w:sz w:val="18"/>
-              </w:rPr>
-              <w:t>Decision</w:t>
-            </w:r>
-            <w:r>
-              <w:rPr>
-                <w:rFonts w:ascii="Calibri" w:hAnsi="Calibri" w:eastAsia="Calibri"/>
-                <w:b w:val="0"/>
-                <w:i w:val="0"/>
-                <w:color w:val="151A23"/>
-                <w:sz w:val="18"/>
-              </w:rPr>
-              <w:t xml:space="preserve"> + un audit. Le modèle ne peut pas signer à sa place.</w:t>
+              <w:t>Un avis enregistré + une trace. Le modèle ne peut pas signer à sa place.</w:t>
             </w:r>
           </w:p>
         </w:tc>
@@ -1734,13 +2223,65 @@
     <w:p>
       <w:r>
         <w:rPr>
+          <w:rFonts w:ascii="Calibri" w:hAnsi="Calibri" w:eastAsia="Calibri"/>
+          <w:b w:val="0"/>
+          <w:i w:val="0"/>
+          <w:color w:val="151A23"/>
+          <w:sz w:val="22"/>
+        </w:rPr>
+        <w:t xml:space="preserve">On passe de Work au Cockpit selon les </w:t>
+      </w:r>
+      <w:r>
+        <w:rPr>
+          <w:rFonts w:ascii="Calibri" w:hAnsi="Calibri" w:eastAsia="Calibri"/>
+          <w:b/>
+          <w:i w:val="0"/>
+          <w:color w:val="151A23"/>
+          <w:sz w:val="22"/>
+        </w:rPr>
+        <w:t>droits</w:t>
+      </w:r>
+      <w:r>
+        <w:rPr>
+          <w:rFonts w:ascii="Calibri" w:hAnsi="Calibri" w:eastAsia="Calibri"/>
+          <w:b w:val="0"/>
+          <w:i w:val="0"/>
+          <w:color w:val="151A23"/>
+          <w:sz w:val="22"/>
+        </w:rPr>
+        <w:t>, pas selon un bouton « mode ». Les identifiants, le journal et les liens profonds sont partagés.</w:t>
+      </w:r>
+    </w:p>
+    <w:p>
+      <w:r>
+        <w:rPr>
+          <w:rFonts w:ascii="Calibri" w:hAnsi="Calibri" w:eastAsia="Calibri"/>
+          <w:b w:val="0"/>
+          <w:i/>
+          <w:color w:val="151A23"/>
+          <w:sz w:val="22"/>
+        </w:rPr>
+        <w:t>Côté technique :</w:t>
+      </w:r>
+      <w:r>
+        <w:rPr>
+          <w:rFonts w:ascii="Calibri" w:hAnsi="Calibri" w:eastAsia="Calibri"/>
+          <w:b w:val="0"/>
+          <w:i w:val="0"/>
+          <w:color w:val="151A23"/>
+          <w:sz w:val="22"/>
+        </w:rPr>
+        <w:t xml:space="preserve"> Hyperviseur = </w:t>
+      </w:r>
+      <w:r>
+        <w:rPr>
           <w:rFonts w:ascii="Consolas" w:hAnsi="Consolas" w:eastAsia="Consolas"/>
           <w:b w:val="0"/>
           <w:i w:val="0"/>
           <w:color w:val="0E6B6A"/>
           <w:sz w:val="22"/>
         </w:rPr>
-        <w:t>Work ↔ Cockpit</w:t>
+        <w:t>/hypervisor</w:t>
       </w:r>
       <w:r>
         <w:rPr>
@@ -1750,7 +2291,7 @@
           <w:color w:val="151A23"/>
           <w:sz w:val="22"/>
         </w:rPr>
-        <w:t xml:space="preserve"> est un lien </w:t>
+        <w:t xml:space="preserve"> (le menu peut dire </w:t>
       </w:r>
       <w:r>
         <w:rPr>
@@ -1760,7 +2301,7 @@
           <w:color w:val="151A23"/>
           <w:sz w:val="22"/>
         </w:rPr>
-        <w:t>RBAC</w:t>
+        <w:t>Impact</w:t>
       </w:r>
       <w:r>
         <w:rPr>
@@ -1770,10 +2311,18 @@
           <w:color w:val="151A23"/>
           <w:sz w:val="22"/>
         </w:rPr>
-        <w:t>, pas un interrupteur de thème. Les identifiants, l’audit et les deep links sont partagés.</w:t>
-      </w:r>
-    </w:p>
-    <w:p>
+        <w:t xml:space="preserve"> si le parcours d’accueil est allumé). Work = </w:t>
+      </w:r>
+      <w:r>
+        <w:rPr>
+          <w:rFonts w:ascii="Consolas" w:hAnsi="Consolas" w:eastAsia="Consolas"/>
+          <w:b w:val="0"/>
+          <w:i w:val="0"/>
+          <w:color w:val="0E6B6A"/>
+          <w:sz w:val="22"/>
+        </w:rPr>
+        <w:t>/work</w:t>
+      </w:r>
       <w:r>
         <w:rPr>
           <w:rFonts w:ascii="Calibri" w:hAnsi="Calibri" w:eastAsia="Calibri"/>
@@ -1782,17 +2331,17 @@
           <w:color w:val="151A23"/>
           <w:sz w:val="22"/>
         </w:rPr>
-        <w:t xml:space="preserve">Mots interdits à l’écran et dans un brief : </w:t>
-      </w:r>
-      <w:r>
-        <w:rPr>
-          <w:rFonts w:ascii="Calibri" w:hAnsi="Calibri" w:eastAsia="Calibri"/>
-          <w:b/>
+        <w:t xml:space="preserve">. File de revue = </w:t>
+      </w:r>
+      <w:r>
+        <w:rPr>
+          <w:rFonts w:ascii="Consolas" w:hAnsi="Consolas" w:eastAsia="Consolas"/>
+          <w:b w:val="0"/>
           <w:i w:val="0"/>
-          <w:color w:val="151A23"/>
-          <w:sz w:val="22"/>
-        </w:rPr>
-        <w:t>Desk</w:t>
+          <w:color w:val="0E6B6A"/>
+          <w:sz w:val="22"/>
+        </w:rPr>
+        <w:t>/steering/review-queue</w:t>
       </w:r>
       <w:r>
         <w:rPr>
@@ -1802,167 +2351,7 @@
           <w:color w:val="151A23"/>
           <w:sz w:val="22"/>
         </w:rPr>
-        <w:t xml:space="preserve">, </w:t>
-      </w:r>
-      <w:r>
-        <w:rPr>
-          <w:rFonts w:ascii="Calibri" w:hAnsi="Calibri" w:eastAsia="Calibri"/>
-          <w:b/>
-          <w:i w:val="0"/>
-          <w:color w:val="151A23"/>
-          <w:sz w:val="22"/>
-        </w:rPr>
-        <w:t>Board</w:t>
-      </w:r>
-      <w:r>
-        <w:rPr>
-          <w:rFonts w:ascii="Calibri" w:hAnsi="Calibri" w:eastAsia="Calibri"/>
-          <w:b w:val="0"/>
-          <w:i w:val="0"/>
-          <w:color w:val="151A23"/>
-          <w:sz w:val="22"/>
-        </w:rPr>
-        <w:t xml:space="preserve">, </w:t>
-      </w:r>
-      <w:r>
-        <w:rPr>
-          <w:rFonts w:ascii="Calibri" w:hAnsi="Calibri" w:eastAsia="Calibri"/>
-          <w:b/>
-          <w:i w:val="0"/>
-          <w:color w:val="151A23"/>
-          <w:sz w:val="22"/>
-        </w:rPr>
-        <w:t>workflow</w:t>
-      </w:r>
-      <w:r>
-        <w:rPr>
-          <w:rFonts w:ascii="Calibri" w:hAnsi="Calibri" w:eastAsia="Calibri"/>
-          <w:b w:val="0"/>
-          <w:i w:val="0"/>
-          <w:color w:val="151A23"/>
-          <w:sz w:val="22"/>
-        </w:rPr>
-        <w:t xml:space="preserve"> / </w:t>
-      </w:r>
-      <w:r>
-        <w:rPr>
-          <w:rFonts w:ascii="Calibri" w:hAnsi="Calibri" w:eastAsia="Calibri"/>
-          <w:b/>
-          <w:i w:val="0"/>
-          <w:color w:val="151A23"/>
-          <w:sz w:val="22"/>
-        </w:rPr>
-        <w:t>pipeline</w:t>
-      </w:r>
-      <w:r>
-        <w:rPr>
-          <w:rFonts w:ascii="Calibri" w:hAnsi="Calibri" w:eastAsia="Calibri"/>
-          <w:b w:val="0"/>
-          <w:i w:val="0"/>
-          <w:color w:val="151A23"/>
-          <w:sz w:val="22"/>
-        </w:rPr>
-        <w:t xml:space="preserve"> (dire </w:t>
-      </w:r>
-      <w:r>
-        <w:rPr>
-          <w:rFonts w:ascii="Calibri" w:hAnsi="Calibri" w:eastAsia="Calibri"/>
-          <w:b/>
-          <w:i w:val="0"/>
-          <w:color w:val="151A23"/>
-          <w:sz w:val="22"/>
-        </w:rPr>
-        <w:t>Flow</w:t>
-      </w:r>
-      <w:r>
-        <w:rPr>
-          <w:rFonts w:ascii="Calibri" w:hAnsi="Calibri" w:eastAsia="Calibri"/>
-          <w:b w:val="0"/>
-          <w:i w:val="0"/>
-          <w:color w:val="151A23"/>
-          <w:sz w:val="22"/>
-        </w:rPr>
-        <w:t xml:space="preserve">), </w:t>
-      </w:r>
-      <w:r>
-        <w:rPr>
-          <w:rFonts w:ascii="Calibri" w:hAnsi="Calibri" w:eastAsia="Calibri"/>
-          <w:b/>
-          <w:i w:val="0"/>
-          <w:color w:val="151A23"/>
-          <w:sz w:val="22"/>
-        </w:rPr>
-        <w:t>job</w:t>
-      </w:r>
-      <w:r>
-        <w:rPr>
-          <w:rFonts w:ascii="Calibri" w:hAnsi="Calibri" w:eastAsia="Calibri"/>
-          <w:b w:val="0"/>
-          <w:i w:val="0"/>
-          <w:color w:val="151A23"/>
-          <w:sz w:val="22"/>
-        </w:rPr>
-        <w:t xml:space="preserve"> (dire </w:t>
-      </w:r>
-      <w:r>
-        <w:rPr>
-          <w:rFonts w:ascii="Calibri" w:hAnsi="Calibri" w:eastAsia="Calibri"/>
-          <w:b/>
-          <w:i w:val="0"/>
-          <w:color w:val="151A23"/>
-          <w:sz w:val="22"/>
-        </w:rPr>
-        <w:t>Run</w:t>
-      </w:r>
-      <w:r>
-        <w:rPr>
-          <w:rFonts w:ascii="Calibri" w:hAnsi="Calibri" w:eastAsia="Calibri"/>
-          <w:b w:val="0"/>
-          <w:i w:val="0"/>
-          <w:color w:val="151A23"/>
-          <w:sz w:val="22"/>
-        </w:rPr>
-        <w:t xml:space="preserve">), </w:t>
-      </w:r>
-      <w:r>
-        <w:rPr>
-          <w:rFonts w:ascii="Calibri" w:hAnsi="Calibri" w:eastAsia="Calibri"/>
-          <w:b/>
-          <w:i w:val="0"/>
-          <w:color w:val="151A23"/>
-          <w:sz w:val="22"/>
-        </w:rPr>
-        <w:t>HITL</w:t>
-      </w:r>
-      <w:r>
-        <w:rPr>
-          <w:rFonts w:ascii="Calibri" w:hAnsi="Calibri" w:eastAsia="Calibri"/>
-          <w:b w:val="0"/>
-          <w:i w:val="0"/>
-          <w:color w:val="151A23"/>
-          <w:sz w:val="22"/>
-        </w:rPr>
-        <w:t xml:space="preserve"> comme libellé (dire </w:t>
-      </w:r>
-      <w:r>
-        <w:rPr>
-          <w:rFonts w:ascii="Calibri" w:hAnsi="Calibri" w:eastAsia="Calibri"/>
-          <w:b/>
-          <w:i w:val="0"/>
-          <w:color w:val="151A23"/>
-          <w:sz w:val="22"/>
-        </w:rPr>
-        <w:t>approbation humaine</w:t>
-      </w:r>
-      <w:r>
-        <w:rPr>
-          <w:rFonts w:ascii="Calibri" w:hAnsi="Calibri" w:eastAsia="Calibri"/>
-          <w:b w:val="0"/>
-          <w:i w:val="0"/>
-          <w:color w:val="151A23"/>
-          <w:sz w:val="22"/>
-        </w:rPr>
-        <w:t>).</w:t>
+        <w:t>.</w:t>
       </w:r>
     </w:p>
     <w:p>
@@ -2068,7 +2457,109 @@
           <w:color w:val="151A23"/>
           <w:sz w:val="22"/>
         </w:rPr>
-        <w:t xml:space="preserve">Route unique : </w:t>
+        <w:t xml:space="preserve">Deux lectures possibles de la même page : un </w:t>
+      </w:r>
+      <w:r>
+        <w:rPr>
+          <w:rFonts w:ascii="Calibri" w:hAnsi="Calibri" w:eastAsia="Calibri"/>
+          <w:b/>
+          <w:i w:val="0"/>
+          <w:color w:val="151A23"/>
+          <w:sz w:val="22"/>
+        </w:rPr>
+        <w:t>bilan de valeur</w:t>
+      </w:r>
+      <w:r>
+        <w:rPr>
+          <w:rFonts w:ascii="Calibri" w:hAnsi="Calibri" w:eastAsia="Calibri"/>
+          <w:b w:val="0"/>
+          <w:i w:val="0"/>
+          <w:color w:val="151A23"/>
+          <w:sz w:val="22"/>
+        </w:rPr>
+        <w:t xml:space="preserve"> (ancienne vue) ou un </w:t>
+      </w:r>
+      <w:r>
+        <w:rPr>
+          <w:rFonts w:ascii="Calibri" w:hAnsi="Calibri" w:eastAsia="Calibri"/>
+          <w:b/>
+          <w:i w:val="0"/>
+          <w:color w:val="151A23"/>
+          <w:sz w:val="22"/>
+        </w:rPr>
+        <w:t>grand livre</w:t>
+      </w:r>
+      <w:r>
+        <w:rPr>
+          <w:rFonts w:ascii="Calibri" w:hAnsi="Calibri" w:eastAsia="Calibri"/>
+          <w:b w:val="0"/>
+          <w:i w:val="0"/>
+          <w:color w:val="151A23"/>
+          <w:sz w:val="22"/>
+        </w:rPr>
+        <w:t xml:space="preserve"> (nouvelle vue). Le menu peut dire </w:t>
+      </w:r>
+      <w:r>
+        <w:rPr>
+          <w:rFonts w:ascii="Calibri" w:hAnsi="Calibri" w:eastAsia="Calibri"/>
+          <w:b/>
+          <w:i w:val="0"/>
+          <w:color w:val="151A23"/>
+          <w:sz w:val="22"/>
+        </w:rPr>
+        <w:t>Impact</w:t>
+      </w:r>
+      <w:r>
+        <w:rPr>
+          <w:rFonts w:ascii="Calibri" w:hAnsi="Calibri" w:eastAsia="Calibri"/>
+          <w:b w:val="0"/>
+          <w:i w:val="0"/>
+          <w:color w:val="151A23"/>
+          <w:sz w:val="22"/>
+        </w:rPr>
+        <w:t xml:space="preserve">. Changer le nom de l’onglet </w:t>
+      </w:r>
+      <w:r>
+        <w:rPr>
+          <w:rFonts w:ascii="Calibri" w:hAnsi="Calibri" w:eastAsia="Calibri"/>
+          <w:b/>
+          <w:i w:val="0"/>
+          <w:color w:val="151A23"/>
+          <w:sz w:val="22"/>
+        </w:rPr>
+        <w:t>n’établit pas</w:t>
+      </w:r>
+      <w:r>
+        <w:rPr>
+          <w:rFonts w:ascii="Calibri" w:hAnsi="Calibri" w:eastAsia="Calibri"/>
+          <w:b w:val="0"/>
+          <w:i w:val="0"/>
+          <w:color w:val="151A23"/>
+          <w:sz w:val="22"/>
+        </w:rPr>
+        <w:t xml:space="preserve"> un résultat économique.</w:t>
+      </w:r>
+    </w:p>
+    <w:p>
+      <w:r>
+        <w:rPr>
+          <w:rFonts w:ascii="Calibri" w:hAnsi="Calibri" w:eastAsia="Calibri"/>
+          <w:b w:val="0"/>
+          <w:i/>
+          <w:color w:val="151A23"/>
+          <w:sz w:val="22"/>
+        </w:rPr>
+        <w:t>Côté technique :</w:t>
+      </w:r>
+      <w:r>
+        <w:rPr>
+          <w:rFonts w:ascii="Calibri" w:hAnsi="Calibri" w:eastAsia="Calibri"/>
+          <w:b w:val="0"/>
+          <w:i w:val="0"/>
+          <w:color w:val="151A23"/>
+          <w:sz w:val="22"/>
+        </w:rPr>
+        <w:t xml:space="preserve"> route unique </w:t>
       </w:r>
       <w:r>
         <w:rPr>
@@ -2088,7 +2579,7 @@
           <w:color w:val="151A23"/>
           <w:sz w:val="22"/>
         </w:rPr>
-        <w:t xml:space="preserve">. Le composant (v1 ou v2) dépend du flag workspace </w:t>
+        <w:t xml:space="preserve">. La nouvelle vue s’allume avec l’interrupteur d’espace </w:t>
       </w:r>
       <w:r>
         <w:rPr>
@@ -2098,7 +2589,7 @@
           <w:color w:val="0E6B6A"/>
           <w:sz w:val="22"/>
         </w:rPr>
-        <w:t>settings.features.hypervisor_v2</w:t>
+        <w:t>hypervisor_v2</w:t>
       </w:r>
       <w:r>
         <w:rPr>
@@ -2108,99 +2599,7 @@
           <w:color w:val="151A23"/>
           <w:sz w:val="22"/>
         </w:rPr>
-        <w:t xml:space="preserve">. Absent ou </w:t>
-      </w:r>
-      <w:r>
-        <w:rPr>
-          <w:rFonts w:ascii="Consolas" w:hAnsi="Consolas" w:eastAsia="Consolas"/>
-          <w:b w:val="0"/>
-          <w:i w:val="0"/>
-          <w:color w:val="0E6B6A"/>
-          <w:sz w:val="22"/>
-        </w:rPr>
-        <w:t>false</w:t>
-      </w:r>
-      <w:r>
-        <w:rPr>
-          <w:rFonts w:ascii="Calibri" w:hAnsi="Calibri" w:eastAsia="Calibri"/>
-          <w:b w:val="0"/>
-          <w:i w:val="0"/>
-          <w:color w:val="151A23"/>
-          <w:sz w:val="22"/>
-        </w:rPr>
-        <w:t xml:space="preserve"> → v1.</w:t>
-      </w:r>
-    </w:p>
-    <w:p>
-      <w:r>
-        <w:rPr>
-          <w:rFonts w:ascii="Calibri" w:hAnsi="Calibri" w:eastAsia="Calibri"/>
-          <w:b w:val="0"/>
-          <w:i w:val="0"/>
-          <w:color w:val="151A23"/>
-          <w:sz w:val="22"/>
-        </w:rPr>
-        <w:t xml:space="preserve">Avec l’expérience d’adoption, le rail Cockpit relabelle cette zone </w:t>
-      </w:r>
-      <w:r>
-        <w:rPr>
-          <w:rFonts w:ascii="Calibri" w:hAnsi="Calibri" w:eastAsia="Calibri"/>
-          <w:b/>
-          <w:i w:val="0"/>
-          <w:color w:val="151A23"/>
-          <w:sz w:val="22"/>
-        </w:rPr>
-        <w:t>Impact</w:t>
-      </w:r>
-      <w:r>
-        <w:rPr>
-          <w:rFonts w:ascii="Calibri" w:hAnsi="Calibri" w:eastAsia="Calibri"/>
-          <w:b w:val="0"/>
-          <w:i w:val="0"/>
-          <w:color w:val="151A23"/>
-          <w:sz w:val="22"/>
-        </w:rPr>
-        <w:t xml:space="preserve"> (FR). L’identifiant de navigation reste </w:t>
-      </w:r>
-      <w:r>
-        <w:rPr>
-          <w:rFonts w:ascii="Consolas" w:hAnsi="Consolas" w:eastAsia="Consolas"/>
-          <w:b w:val="0"/>
-          <w:i w:val="0"/>
-          <w:color w:val="0E6B6A"/>
-          <w:sz w:val="22"/>
-        </w:rPr>
-        <w:t>hypervisor</w:t>
-      </w:r>
-      <w:r>
-        <w:rPr>
-          <w:rFonts w:ascii="Calibri" w:hAnsi="Calibri" w:eastAsia="Calibri"/>
-          <w:b w:val="0"/>
-          <w:i w:val="0"/>
-          <w:color w:val="151A23"/>
-          <w:sz w:val="22"/>
-        </w:rPr>
-        <w:t xml:space="preserve">. Renommer l’onglet </w:t>
-      </w:r>
-      <w:r>
-        <w:rPr>
-          <w:rFonts w:ascii="Calibri" w:hAnsi="Calibri" w:eastAsia="Calibri"/>
-          <w:b/>
-          <w:i w:val="0"/>
-          <w:color w:val="151A23"/>
-          <w:sz w:val="22"/>
-        </w:rPr>
-        <w:t>n’établit pas</w:t>
-      </w:r>
-      <w:r>
-        <w:rPr>
-          <w:rFonts w:ascii="Calibri" w:hAnsi="Calibri" w:eastAsia="Calibri"/>
-          <w:b w:val="0"/>
-          <w:i w:val="0"/>
-          <w:color w:val="151A23"/>
-          <w:sz w:val="22"/>
-        </w:rPr>
-        <w:t xml:space="preserve"> un outcome économique.</w:t>
+        <w:t>.</w:t>
       </w:r>
     </w:p>
     <w:p>
@@ -2215,7 +2614,7 @@
           <w:color w:val="0B2545"/>
           <w:sz w:val="26"/>
         </w:rPr>
-        <w:t>3.2 Deux lectures, un même objet Decision</w:t>
+        <w:t>3.2 Deux lectures, un même avis à signer</w:t>
       </w:r>
     </w:p>
     <w:tbl>
@@ -2249,7 +2648,7 @@
                 <w:color w:val="0B2545"/>
                 <w:sz w:val="18"/>
               </w:rPr>
-              <w:t>v1 — Bilan de valeur</w:t>
+              <w:t>Ancienne vue — Bilan de valeur</w:t>
             </w:r>
           </w:p>
         </w:tc>
@@ -2266,37 +2665,7 @@
                 <w:color w:val="0B2545"/>
                 <w:sz w:val="18"/>
               </w:rPr>
-              <w:t>v2 — Grand Livre</w:t>
-            </w:r>
-            <w:r>
-              <w:rPr>
-                <w:rFonts w:ascii="Calibri" w:hAnsi="Calibri" w:eastAsia="Calibri"/>
-                <w:b/>
-                <w:i w:val="0"/>
-                <w:color w:val="0B2545"/>
-                <w:sz w:val="18"/>
-              </w:rPr>
-              <w:t xml:space="preserve"> (flag </w:t>
-            </w:r>
-            <w:r>
-              <w:rPr>
-                <w:rFonts w:ascii="Consolas" w:hAnsi="Consolas" w:eastAsia="Consolas"/>
-                <w:b/>
-                <w:i w:val="0"/>
-                <w:color w:val="0B2545"/>
-                <w:sz w:val="18"/>
-              </w:rPr>
-              <w:t>hypervisor_v2</w:t>
-            </w:r>
-            <w:r>
-              <w:rPr>
-                <w:rFonts w:ascii="Calibri" w:hAnsi="Calibri" w:eastAsia="Calibri"/>
-                <w:b/>
-                <w:i w:val="0"/>
-                <w:color w:val="0B2545"/>
-                <w:sz w:val="18"/>
-              </w:rPr>
-              <w:t>)</w:t>
+              <w:t>Nouvelle vue — Grand livre</w:t>
             </w:r>
           </w:p>
         </w:tc>
@@ -2315,7 +2684,7 @@
                 <w:color w:val="151A23"/>
                 <w:sz w:val="18"/>
               </w:rPr>
-              <w:t>Promesse UI</w:t>
+              <w:t>Promesse à l’écran</w:t>
             </w:r>
           </w:p>
         </w:tc>
@@ -2332,7 +2701,7 @@
                 <w:color w:val="151A23"/>
                 <w:sz w:val="18"/>
               </w:rPr>
-              <w:t>« Valeur nette générée » — coût, valeur estimée, ROI, signaux, recommandations SCAN</w:t>
+              <w:t>« Valeur nette générée » — coût, valeur estimée, ROI, signaux, recommandations</w:t>
             </w:r>
           </w:p>
         </w:tc>
@@ -2368,7 +2737,7 @@
                 <w:color w:val="151A23"/>
                 <w:sz w:val="18"/>
               </w:rPr>
-              <w:t>Strates</w:t>
+              <w:t>Comment on lit</w:t>
             </w:r>
           </w:p>
         </w:tc>
@@ -2385,7 +2754,7 @@
                 <w:color w:val="151A23"/>
                 <w:sz w:val="18"/>
               </w:rPr>
-              <w:t>Hero + KPI + capacités + signaux + reco + décisions</w:t>
+              <w:t>Une page de chiffres + signaux + décisions</w:t>
             </w:r>
           </w:p>
         </w:tc>
@@ -2421,7 +2790,7 @@
                 <w:color w:val="151A23"/>
                 <w:sz w:val="18"/>
               </w:rPr>
-              <w:t>Vues</w:t>
+              <w:t>Fenêtres</w:t>
             </w:r>
           </w:p>
         </w:tc>
@@ -2438,7 +2807,7 @@
                 <w:color w:val="151A23"/>
                 <w:sz w:val="18"/>
               </w:rPr>
-              <w:t>Une page, période WTD/MTD/QTD/30j/90j</w:t>
+              <w:t>Une page, période au choix (semaine / mois / 30 j / 90 j)</w:t>
             </w:r>
           </w:p>
         </w:tc>
@@ -2455,7 +2824,7 @@
                 <w:color w:val="151A23"/>
                 <w:sz w:val="18"/>
               </w:rPr>
-              <w:t>Direction (heures, 90j) · Operations (runs, 30j) · Conformité (runs, 90j)</w:t>
+              <w:t>Direction (heures, 90 j) · Opérations (exécutions, 30 j) · Conformité (exécutions, 90 j)</w:t>
             </w:r>
           </w:p>
         </w:tc>
@@ -2474,7 +2843,7 @@
                 <w:color w:val="151A23"/>
                 <w:sz w:val="18"/>
               </w:rPr>
-              <w:t>Boucle de valeur portefeuille</w:t>
+              <w:t>Résumé de boucle de valeur</w:t>
             </w:r>
           </w:p>
         </w:tc>
@@ -2491,27 +2860,7 @@
                 <w:color w:val="151A23"/>
                 <w:sz w:val="18"/>
               </w:rPr>
-              <w:t>Oui — agrégat en lecture (</w:t>
-            </w:r>
-            <w:r>
-              <w:rPr>
-                <w:rFonts w:ascii="Consolas" w:hAnsi="Consolas" w:eastAsia="Consolas"/>
-                <w:b w:val="0"/>
-                <w:i w:val="0"/>
-                <w:color w:val="0E6B6A"/>
-                <w:sz w:val="18"/>
-              </w:rPr>
-              <w:t>GET /hypervisor/value-loop</w:t>
-            </w:r>
-            <w:r>
-              <w:rPr>
-                <w:rFonts w:ascii="Calibri" w:hAnsi="Calibri" w:eastAsia="Calibri"/>
-                <w:b w:val="0"/>
-                <w:i w:val="0"/>
-                <w:color w:val="151A23"/>
-                <w:sz w:val="18"/>
-              </w:rPr>
-              <w:t>)</w:t>
+              <w:t>Oui — un agrégat en lecture seule</w:t>
             </w:r>
           </w:p>
         </w:tc>
@@ -2528,7 +2877,7 @@
                 <w:color w:val="151A23"/>
                 <w:sz w:val="18"/>
               </w:rPr>
-              <w:t>Non — le v2 est un registre instrumenté, pas le même tableau de bord</w:t>
+              <w:t>Non — le grand livre n’est pas le même tableau</w:t>
             </w:r>
           </w:p>
         </w:tc>
@@ -2564,7 +2913,7 @@
                 <w:color w:val="151A23"/>
                 <w:sz w:val="18"/>
               </w:rPr>
-              <w:t>Accepter / Rejeter</w:t>
+              <w:t>Accepter / Refuser</w:t>
             </w:r>
           </w:p>
         </w:tc>
@@ -2581,7 +2930,7 @@
                 <w:color w:val="151A23"/>
                 <w:sz w:val="18"/>
               </w:rPr>
-              <w:t>Accepter / Rejeter</w:t>
+              <w:t>Accepter / Refuser</w:t>
             </w:r>
           </w:p>
         </w:tc>
@@ -2597,7 +2946,7 @@
           <w:color w:val="151A23"/>
           <w:sz w:val="22"/>
         </w:rPr>
-        <w:t xml:space="preserve">Les deux versions </w:t>
+        <w:t xml:space="preserve">Les deux vues </w:t>
       </w:r>
       <w:r>
         <w:rPr>
@@ -2607,7 +2956,7 @@
           <w:color w:val="151A23"/>
           <w:sz w:val="22"/>
         </w:rPr>
-        <w:t>acceptent et rejettent</w:t>
+        <w:t>enregistrent un avis</w:t>
       </w:r>
       <w:r>
         <w:rPr>
@@ -2617,7 +2966,71 @@
           <w:color w:val="151A23"/>
           <w:sz w:val="22"/>
         </w:rPr>
-        <w:t xml:space="preserve"> une </w:t>
+        <w:t xml:space="preserve"> (accepter / refuser). Aucune des deux </w:t>
+      </w:r>
+      <w:r>
+        <w:rPr>
+          <w:rFonts w:ascii="Calibri" w:hAnsi="Calibri" w:eastAsia="Calibri"/>
+          <w:b/>
+          <w:i w:val="0"/>
+          <w:color w:val="151A23"/>
+          <w:sz w:val="22"/>
+        </w:rPr>
+        <w:t>n’applique</w:t>
+      </w:r>
+      <w:r>
+        <w:rPr>
+          <w:rFonts w:ascii="Calibri" w:hAnsi="Calibri" w:eastAsia="Calibri"/>
+          <w:b w:val="0"/>
+          <w:i w:val="0"/>
+          <w:color w:val="151A23"/>
+          <w:sz w:val="22"/>
+        </w:rPr>
+        <w:t xml:space="preserve"> un changement de règle via « Appliquer » : c’est refusé volontairement, et l’écran renvoie vers le pilotage d’un System. Ce n’est pas un bug de démo.</w:t>
+      </w:r>
+    </w:p>
+    <w:p>
+      <w:r>
+        <w:rPr>
+          <w:rFonts w:ascii="Calibri" w:hAnsi="Calibri" w:eastAsia="Calibri"/>
+          <w:b w:val="0"/>
+          <w:i w:val="0"/>
+          <w:color w:val="151A23"/>
+          <w:sz w:val="22"/>
+        </w:rPr>
+        <w:t xml:space="preserve">Phrase à dire : </w:t>
+      </w:r>
+      <w:r>
+        <w:rPr>
+          <w:rFonts w:ascii="Calibri" w:hAnsi="Calibri" w:eastAsia="Calibri"/>
+          <w:b w:val="0"/>
+          <w:i/>
+          <w:color w:val="151A23"/>
+          <w:sz w:val="22"/>
+        </w:rPr>
+        <w:t>« Valider ici enregistre un avis. Modifier un System passe par son écran de pilotage : Simuler → Approuver → Appliquer → Mesurer. »</w:t>
+      </w:r>
+    </w:p>
+    <w:p>
+      <w:r>
+        <w:rPr>
+          <w:rFonts w:ascii="Calibri" w:hAnsi="Calibri" w:eastAsia="Calibri"/>
+          <w:b w:val="0"/>
+          <w:i/>
+          <w:color w:val="151A23"/>
+          <w:sz w:val="22"/>
+        </w:rPr>
+        <w:t>Côté technique :</w:t>
+      </w:r>
+      <w:r>
+        <w:rPr>
+          <w:rFonts w:ascii="Calibri" w:hAnsi="Calibri" w:eastAsia="Calibri"/>
+          <w:b w:val="0"/>
+          <w:i w:val="0"/>
+          <w:color w:val="151A23"/>
+          <w:sz w:val="22"/>
+        </w:rPr>
+        <w:t xml:space="preserve"> l’ancien chemin d’application répond un refus explicite (</w:t>
       </w:r>
       <w:r>
         <w:rPr>
@@ -2627,7 +3040,7 @@
           <w:color w:val="0E6B6A"/>
           <w:sz w:val="22"/>
         </w:rPr>
-        <w:t>Decision</w:t>
+        <w:t>LEGACY_DECISION_ACTUATOR_DISABLED</w:t>
       </w:r>
       <w:r>
         <w:rPr>
@@ -2637,69 +3050,7 @@
           <w:color w:val="151A23"/>
           <w:sz w:val="22"/>
         </w:rPr>
-        <w:t xml:space="preserve"> proposée. Aucune des deux </w:t>
-      </w:r>
-      <w:r>
-        <w:rPr>
-          <w:rFonts w:ascii="Calibri" w:hAnsi="Calibri" w:eastAsia="Calibri"/>
-          <w:b/>
-          <w:i w:val="0"/>
-          <w:color w:val="151A23"/>
-          <w:sz w:val="22"/>
-        </w:rPr>
-        <w:t>n’enacte</w:t>
-      </w:r>
-      <w:r>
-        <w:rPr>
-          <w:rFonts w:ascii="Calibri" w:hAnsi="Calibri" w:eastAsia="Calibri"/>
-          <w:b w:val="0"/>
-          <w:i w:val="0"/>
-          <w:color w:val="151A23"/>
-          <w:sz w:val="22"/>
-        </w:rPr>
-        <w:t xml:space="preserve"> un changement de policy via « Appliquer » : l’API répond </w:t>
-      </w:r>
-      <w:r>
-        <w:rPr>
-          <w:rFonts w:ascii="Consolas" w:hAnsi="Consolas" w:eastAsia="Consolas"/>
-          <w:b w:val="0"/>
-          <w:i w:val="0"/>
-          <w:color w:val="0E6B6A"/>
-          <w:sz w:val="22"/>
-        </w:rPr>
-        <w:t>LEGACY_DECISION_ACTUATOR_DISABLED</w:t>
-      </w:r>
-      <w:r>
-        <w:rPr>
-          <w:rFonts w:ascii="Calibri" w:hAnsi="Calibri" w:eastAsia="Calibri"/>
-          <w:b w:val="0"/>
-          <w:i w:val="0"/>
-          <w:color w:val="151A23"/>
-          <w:sz w:val="22"/>
-        </w:rPr>
-        <w:t xml:space="preserve"> et renvoie vers la boucle de valeur d’un System. C’est volontaire, pas un bug de démo.</w:t>
-      </w:r>
-    </w:p>
-    <w:p>
-      <w:r>
-        <w:rPr>
-          <w:rFonts w:ascii="Calibri" w:hAnsi="Calibri" w:eastAsia="Calibri"/>
-          <w:b w:val="0"/>
-          <w:i w:val="0"/>
-          <w:color w:val="151A23"/>
-          <w:sz w:val="22"/>
-        </w:rPr>
-        <w:t xml:space="preserve">Phrase à dire : </w:t>
-      </w:r>
-      <w:r>
-        <w:rPr>
-          <w:rFonts w:ascii="Calibri" w:hAnsi="Calibri" w:eastAsia="Calibri"/>
-          <w:b w:val="0"/>
-          <w:i/>
-          <w:color w:val="151A23"/>
-          <w:sz w:val="22"/>
-        </w:rPr>
-        <w:t>« Valider ici enregistre un signal de décision. Modifier le comportement d’un System passe par Steer : Simuler → Approuver → Agir → Mesurer. »</w:t>
+        <w:t>).</w:t>
       </w:r>
     </w:p>
     <w:p>
@@ -3113,13 +3464,13 @@
     <w:p>
       <w:r>
         <w:rPr>
-          <w:rFonts w:ascii="Consolas" w:hAnsi="Consolas" w:eastAsia="Consolas"/>
-          <w:b w:val="0"/>
+          <w:rFonts w:ascii="Calibri" w:hAnsi="Calibri" w:eastAsia="Calibri"/>
+          <w:b/>
           <w:i w:val="0"/>
-          <w:color w:val="0E6B6A"/>
-          <w:sz w:val="22"/>
-        </w:rPr>
-        <w:t>/hypervisor/mission-room/*</w:t>
+          <w:color w:val="151A23"/>
+          <w:sz w:val="22"/>
+        </w:rPr>
+        <w:t>Mission Room</w:t>
       </w:r>
       <w:r>
         <w:rPr>
@@ -3139,7 +3490,7 @@
           <w:color w:val="151A23"/>
           <w:sz w:val="22"/>
         </w:rPr>
-        <w:t>application de workspace</w:t>
+        <w:t>application d’espace</w:t>
       </w:r>
       <w:r>
         <w:rPr>
@@ -3149,7 +3500,7 @@
           <w:color w:val="151A23"/>
           <w:sz w:val="22"/>
         </w:rPr>
-        <w:t xml:space="preserve"> immersive (Sentinel-CI, Octocity, ou provider générique). Briefing ministériel, carte, veille, arbitrages de cabinet. Même préfixe d’URL, </w:t>
+        <w:t xml:space="preserve"> immersive (briefing type gouvernement / ville). Même famille d’adresse que l’Hyperviseur, </w:t>
       </w:r>
       <w:r>
         <w:rPr>
@@ -3169,7 +3520,7 @@
           <w:color w:val="151A23"/>
           <w:sz w:val="22"/>
         </w:rPr>
-        <w:t>. Ne pas les présenter comme le grand livre du portefeuille.</w:t>
+        <w:t>. Ne pas la présenter comme le grand livre du portefeuille.</w:t>
       </w:r>
     </w:p>
     <w:p>
@@ -3223,15 +3574,15 @@
           <w:color w:val="0E6B6A"/>
           <w:sz w:val="18"/>
         </w:rPr>
-        <w:t>Portefeuille          System                    Application</w:t>
+        <w:t>Portefeuille                 Un System                    L’application</w:t>
         <w:br/>
-        <w:t>/hypervisor           /systems/:id?lens=steer   /work/:slug  (Studio)</w:t>
+        <w:t>Hyperviseur / Impact         Écran de pilotage (Steer)    Studio</w:t>
         <w:br/>
-        <w:t>accept / reject       Simulate → Approve        gate humain</w:t>
+        <w:t>accepter / refuser           Simuler → Approuver          approbation humaine</w:t>
         <w:br/>
-        <w:t>= signal              → Act → Measure           = approbation</w:t>
+        <w:t>= un avis                    → Appliquer → Mesurer        = obligatoire</w:t>
         <w:br/>
-        <w:t xml:space="preserve">                      = enactment borné         requise</w:t>
+        <w:t xml:space="preserve">                             = changement borné</w:t>
       </w:r>
     </w:p>
     <w:p>
@@ -3246,10 +3597,102 @@
           <w:color w:val="0B2545"/>
           <w:sz w:val="26"/>
         </w:rPr>
-        <w:t>4.1 Signal portefeuille</w:t>
+        <w:t>4.1 Un avis sur le portefeuille</w:t>
       </w:r>
     </w:p>
     <w:p>
+      <w:r>
+        <w:rPr>
+          <w:rFonts w:ascii="Calibri" w:hAnsi="Calibri" w:eastAsia="Calibri"/>
+          <w:b w:val="0"/>
+          <w:i w:val="0"/>
+          <w:color w:val="151A23"/>
+          <w:sz w:val="22"/>
+        </w:rPr>
+        <w:t xml:space="preserve">Accepter ou refuser dans l’Hyperviseur fait passer la proposition à </w:t>
+      </w:r>
+      <w:r>
+        <w:rPr>
+          <w:rFonts w:ascii="Calibri" w:hAnsi="Calibri" w:eastAsia="Calibri"/>
+          <w:b w:val="0"/>
+          <w:i/>
+          <w:color w:val="151A23"/>
+          <w:sz w:val="22"/>
+        </w:rPr>
+        <w:t>acceptée</w:t>
+      </w:r>
+      <w:r>
+        <w:rPr>
+          <w:rFonts w:ascii="Calibri" w:hAnsi="Calibri" w:eastAsia="Calibri"/>
+          <w:b w:val="0"/>
+          <w:i w:val="0"/>
+          <w:color w:val="151A23"/>
+          <w:sz w:val="22"/>
+        </w:rPr>
+        <w:t xml:space="preserve"> ou </w:t>
+      </w:r>
+      <w:r>
+        <w:rPr>
+          <w:rFonts w:ascii="Calibri" w:hAnsi="Calibri" w:eastAsia="Calibri"/>
+          <w:b w:val="0"/>
+          <w:i/>
+          <w:color w:val="151A23"/>
+          <w:sz w:val="22"/>
+        </w:rPr>
+        <w:t>refusée</w:t>
+      </w:r>
+      <w:r>
+        <w:rPr>
+          <w:rFonts w:ascii="Calibri" w:hAnsi="Calibri" w:eastAsia="Calibri"/>
+          <w:b w:val="0"/>
+          <w:i w:val="0"/>
+          <w:color w:val="151A23"/>
+          <w:sz w:val="22"/>
+        </w:rPr>
+        <w:t xml:space="preserve">. Cela nourrit parfois une revue qualité. Un scénario de </w:t>
+      </w:r>
+      <w:r>
+        <w:rPr>
+          <w:rFonts w:ascii="Calibri" w:hAnsi="Calibri" w:eastAsia="Calibri"/>
+          <w:b/>
+          <w:i w:val="0"/>
+          <w:color w:val="151A23"/>
+          <w:sz w:val="22"/>
+        </w:rPr>
+        <w:t>changement de règle</w:t>
+      </w:r>
+      <w:r>
+        <w:rPr>
+          <w:rFonts w:ascii="Calibri" w:hAnsi="Calibri" w:eastAsia="Calibri"/>
+          <w:b w:val="0"/>
+          <w:i w:val="0"/>
+          <w:color w:val="151A23"/>
+          <w:sz w:val="22"/>
+        </w:rPr>
+        <w:t xml:space="preserve"> refuse ce chemin : il doit passer par le pilotage du System.</w:t>
+      </w:r>
+    </w:p>
+    <w:p>
+      <w:r>
+        <w:rPr>
+          <w:rFonts w:ascii="Calibri" w:hAnsi="Calibri" w:eastAsia="Calibri"/>
+          <w:b w:val="0"/>
+          <w:i/>
+          <w:color w:val="151A23"/>
+          <w:sz w:val="22"/>
+        </w:rPr>
+        <w:t>Côté technique :</w:t>
+      </w:r>
+      <w:r>
+        <w:rPr>
+          <w:rFonts w:ascii="Calibri" w:hAnsi="Calibri" w:eastAsia="Calibri"/>
+          <w:b w:val="0"/>
+          <w:i w:val="0"/>
+          <w:color w:val="151A23"/>
+          <w:sz w:val="22"/>
+        </w:rPr>
+        <w:t xml:space="preserve"> </w:t>
+      </w:r>
       <w:r>
         <w:rPr>
           <w:rFonts w:ascii="Consolas" w:hAnsi="Consolas" w:eastAsia="Consolas"/>
@@ -3268,87 +3711,7 @@
           <w:color w:val="151A23"/>
           <w:sz w:val="22"/>
         </w:rPr>
-        <w:t xml:space="preserve"> fait passer </w:t>
-      </w:r>
-      <w:r>
-        <w:rPr>
-          <w:rFonts w:ascii="Consolas" w:hAnsi="Consolas" w:eastAsia="Consolas"/>
-          <w:b w:val="0"/>
-          <w:i w:val="0"/>
-          <w:color w:val="0E6B6A"/>
-          <w:sz w:val="22"/>
-        </w:rPr>
-        <w:t>proposed → accepted | rejected</w:t>
-      </w:r>
-      <w:r>
-        <w:rPr>
-          <w:rFonts w:ascii="Calibri" w:hAnsi="Calibri" w:eastAsia="Calibri"/>
-          <w:b w:val="0"/>
-          <w:i w:val="0"/>
-          <w:color w:val="151A23"/>
-          <w:sz w:val="22"/>
-        </w:rPr>
-        <w:t xml:space="preserve">. Un </w:t>
-      </w:r>
-      <w:r>
-        <w:rPr>
-          <w:rFonts w:ascii="Consolas" w:hAnsi="Consolas" w:eastAsia="Consolas"/>
-          <w:b w:val="0"/>
-          <w:i w:val="0"/>
-          <w:color w:val="0E6B6A"/>
-          <w:sz w:val="22"/>
-        </w:rPr>
-        <w:t>kind=review_required</w:t>
-      </w:r>
-      <w:r>
-        <w:rPr>
-          <w:rFonts w:ascii="Calibri" w:hAnsi="Calibri" w:eastAsia="Calibri"/>
-          <w:b w:val="0"/>
-          <w:i w:val="0"/>
-          <w:color w:val="151A23"/>
-          <w:sz w:val="22"/>
-        </w:rPr>
-        <w:t xml:space="preserve"> peut nourrir le feedback d’évaluation. Un </w:t>
-      </w:r>
-      <w:r>
-        <w:rPr>
-          <w:rFonts w:ascii="Consolas" w:hAnsi="Consolas" w:eastAsia="Consolas"/>
-          <w:b w:val="0"/>
-          <w:i w:val="0"/>
-          <w:color w:val="0E6B6A"/>
-          <w:sz w:val="22"/>
-        </w:rPr>
-        <w:t>scenario_id</w:t>
-      </w:r>
-      <w:r>
-        <w:rPr>
-          <w:rFonts w:ascii="Calibri" w:hAnsi="Calibri" w:eastAsia="Calibri"/>
-          <w:b w:val="0"/>
-          <w:i w:val="0"/>
-          <w:color w:val="151A23"/>
-          <w:sz w:val="22"/>
-        </w:rPr>
-        <w:t xml:space="preserve"> (boucle de valeur) </w:t>
-      </w:r>
-      <w:r>
-        <w:rPr>
-          <w:rFonts w:ascii="Calibri" w:hAnsi="Calibri" w:eastAsia="Calibri"/>
-          <w:b/>
-          <w:i w:val="0"/>
-          <w:color w:val="151A23"/>
-          <w:sz w:val="22"/>
-        </w:rPr>
-        <w:t>refuse</w:t>
-      </w:r>
-      <w:r>
-        <w:rPr>
-          <w:rFonts w:ascii="Calibri" w:hAnsi="Calibri" w:eastAsia="Calibri"/>
-          <w:b w:val="0"/>
-          <w:i w:val="0"/>
-          <w:color w:val="151A23"/>
-          <w:sz w:val="22"/>
-        </w:rPr>
-        <w:t xml:space="preserve"> ce chemin : il doit passer par l’orchestrateur de valeur.</w:t>
+        <w:t>.</w:t>
       </w:r>
     </w:p>
     <w:p>
@@ -3363,7 +3726,7 @@
           <w:color w:val="0B2545"/>
           <w:sz w:val="26"/>
         </w:rPr>
-        <w:t>4.2 Enactment — boucle de valeur (Lot 8)</w:t>
+        <w:t>4.2 Appliquer un changement — boucle de valeur</w:t>
       </w:r>
     </w:p>
     <w:p>
@@ -3375,17 +3738,17 @@
           <w:color w:val="151A23"/>
           <w:sz w:val="22"/>
         </w:rPr>
-        <w:t xml:space="preserve">Contrat : </w:t>
-      </w:r>
-      <w:r>
-        <w:rPr>
-          <w:rFonts w:ascii="Consolas" w:hAnsi="Consolas" w:eastAsia="Consolas"/>
-          <w:b w:val="0"/>
+        <w:t xml:space="preserve">Contrat visible : </w:t>
+      </w:r>
+      <w:r>
+        <w:rPr>
+          <w:rFonts w:ascii="Calibri" w:hAnsi="Calibri" w:eastAsia="Calibri"/>
+          <w:b/>
           <w:i w:val="0"/>
-          <w:color w:val="0E6B6A"/>
-          <w:sz w:val="22"/>
-        </w:rPr>
-        <w:t>Outcome → Decision → Simulate → Approve → Act → Measure</w:t>
+          <w:color w:val="151A23"/>
+          <w:sz w:val="22"/>
+        </w:rPr>
+        <w:t>Résultat → Décision → Simuler → Approuver → Appliquer → Mesurer</w:t>
       </w:r>
       <w:r>
         <w:rPr>
@@ -3410,7 +3773,7 @@
           <w:color w:val="151A23"/>
           <w:sz w:val="22"/>
         </w:rPr>
-        <w:t xml:space="preserve">Porte par </w:t>
+        <w:t xml:space="preserve">Sur </w:t>
       </w:r>
       <w:r>
         <w:rPr>
@@ -3420,7 +3783,7 @@
           <w:color w:val="151A23"/>
           <w:sz w:val="22"/>
         </w:rPr>
-        <w:t>System</w:t>
+        <w:t>un</w:t>
       </w:r>
       <w:r>
         <w:rPr>
@@ -3430,7 +3793,7 @@
           <w:color w:val="151A23"/>
           <w:sz w:val="22"/>
         </w:rPr>
-        <w:t>, dans Steer — pas par le portefeuille.</w:t>
+        <w:t xml:space="preserve"> System, dans Steer — pas sur tout le portefeuille.</w:t>
       </w:r>
     </w:p>
     <w:p>
@@ -3445,18 +3808,20 @@
           <w:color w:val="151A23"/>
           <w:sz w:val="22"/>
         </w:rPr>
-        <w:t xml:space="preserve">Gate : </w:t>
-      </w:r>
-      <w:r>
-        <w:rPr>
-          <w:rFonts w:ascii="Consolas" w:hAnsi="Consolas" w:eastAsia="Consolas"/>
-          <w:b w:val="0"/>
+        <w:t xml:space="preserve">Ouvert seulement si l’interrupteur « boucle de valeur » est allumé </w:t>
+      </w:r>
+      <w:r>
+        <w:rPr>
+          <w:rFonts w:ascii="Calibri" w:hAnsi="Calibri" w:eastAsia="Calibri"/>
+          <w:b/>
           <w:i w:val="0"/>
-          <w:color w:val="0E6B6A"/>
-          <w:sz w:val="22"/>
-        </w:rPr>
-        <w:t>features.value_loop_v1</w:t>
-      </w:r>
+          <w:color w:val="151A23"/>
+          <w:sz w:val="22"/>
+        </w:rPr>
+        <w:t>et</w:t>
+      </w:r>
+    </w:p>
+    <w:p>
       <w:r>
         <w:rPr>
           <w:rFonts w:ascii="Calibri" w:hAnsi="Calibri" w:eastAsia="Calibri"/>
@@ -3465,49 +3830,7 @@
           <w:color w:val="151A23"/>
           <w:sz w:val="22"/>
         </w:rPr>
-        <w:t xml:space="preserve"> </w:t>
-      </w:r>
-      <w:r>
-        <w:rPr>
-          <w:rFonts w:ascii="Calibri" w:hAnsi="Calibri" w:eastAsia="Calibri"/>
-          <w:b/>
-          <w:i w:val="0"/>
-          <w:color w:val="151A23"/>
-          <w:sz w:val="22"/>
-        </w:rPr>
-        <w:t>et</w:t>
-      </w:r>
-      <w:r>
-        <w:rPr>
-          <w:rFonts w:ascii="Calibri" w:hAnsi="Calibri" w:eastAsia="Calibri"/>
-          <w:b w:val="0"/>
-          <w:i w:val="0"/>
-          <w:color w:val="151A23"/>
-          <w:sz w:val="22"/>
-        </w:rPr>
-        <w:t xml:space="preserve"> activation du System (canari</w:t>
-      </w:r>
-    </w:p>
-    <w:p>
-      <w:r>
-        <w:rPr>
-          <w:rFonts w:ascii="Consolas" w:hAnsi="Consolas" w:eastAsia="Consolas"/>
-          <w:b w:val="0"/>
-          <w:i w:val="0"/>
-          <w:color w:val="0E6B6A"/>
-          <w:sz w:val="22"/>
-        </w:rPr>
-        <w:t>settings.experience.value_loop_canary = "v1"</w:t>
-      </w:r>
-      <w:r>
-        <w:rPr>
-          <w:rFonts w:ascii="Calibri" w:hAnsi="Calibri" w:eastAsia="Calibri"/>
-          <w:b w:val="0"/>
-          <w:i w:val="0"/>
-          <w:color w:val="151A23"/>
-          <w:sz w:val="22"/>
-        </w:rPr>
-        <w:t xml:space="preserve"> pendant le déploiement).</w:t>
+        <w:t>que ce System est choisi pour l’essai.</w:t>
       </w:r>
     </w:p>
     <w:p>
@@ -3522,20 +3845,10 @@
           <w:color w:val="151A23"/>
           <w:sz w:val="22"/>
         </w:rPr>
-        <w:t>Premier actionneur, volontairement borné :</w:t>
+        <w:t>Premier changement autorisé, volontairement étroit : un ajustement de</w:t>
       </w:r>
     </w:p>
     <w:p>
-      <w:r>
-        <w:rPr>
-          <w:rFonts w:ascii="Consolas" w:hAnsi="Consolas" w:eastAsia="Consolas"/>
-          <w:b w:val="0"/>
-          <w:i w:val="0"/>
-          <w:color w:val="0E6B6A"/>
-          <w:sz w:val="22"/>
-        </w:rPr>
-        <w:t>control_policy.guardrails.patch.v1</w:t>
-      </w:r>
       <w:r>
         <w:rPr>
           <w:rFonts w:ascii="Calibri" w:hAnsi="Calibri" w:eastAsia="Calibri"/>
@@ -3544,37 +3857,17 @@
           <w:color w:val="151A23"/>
           <w:sz w:val="22"/>
         </w:rPr>
-        <w:t xml:space="preserve">, seulement si le System le déclare et si la Membrane v2 en </w:t>
-      </w:r>
-      <w:r>
-        <w:rPr>
-          <w:rFonts w:ascii="Consolas" w:hAnsi="Consolas" w:eastAsia="Consolas"/>
+        <w:t xml:space="preserve">garde-fous, seulement si le System le déclare et si le contrôle d’exécution l’autorise. Sinon : </w:t>
+      </w:r>
+      <w:r>
+        <w:rPr>
+          <w:rFonts w:ascii="Calibri" w:hAnsi="Calibri" w:eastAsia="Calibri"/>
           <w:b w:val="0"/>
-          <w:i w:val="0"/>
-          <w:color w:val="0E6B6A"/>
-          <w:sz w:val="22"/>
-        </w:rPr>
-        <w:t>enforce</w:t>
-      </w:r>
-      <w:r>
-        <w:rPr>
-          <w:rFonts w:ascii="Calibri" w:hAnsi="Calibri" w:eastAsia="Calibri"/>
-          <w:b w:val="0"/>
-          <w:i w:val="0"/>
+          <w:i/>
           <w:color w:val="151A23"/>
           <w:sz w:val="22"/>
         </w:rPr>
-        <w:t xml:space="preserve"> l’autorise. Sinon : </w:t>
-      </w:r>
-      <w:r>
-        <w:rPr>
-          <w:rFonts w:ascii="Consolas" w:hAnsi="Consolas" w:eastAsia="Consolas"/>
-          <w:b w:val="0"/>
-          <w:i w:val="0"/>
-          <w:color w:val="0E6B6A"/>
-          <w:sz w:val="22"/>
-        </w:rPr>
-        <w:t>not_configured</w:t>
+        <w:t>non configuré</w:t>
       </w:r>
       <w:r>
         <w:rPr>
@@ -3599,18 +3892,10 @@
           <w:color w:val="151A23"/>
           <w:sz w:val="22"/>
         </w:rPr>
-        <w:t xml:space="preserve">Baseline = Run terminé à provenance serveur </w:t>
-      </w:r>
-      <w:r>
-        <w:rPr>
-          <w:rFonts w:ascii="Consolas" w:hAnsi="Consolas" w:eastAsia="Consolas"/>
-          <w:b w:val="0"/>
-          <w:i w:val="0"/>
-          <w:color w:val="0E6B6A"/>
-          <w:sz w:val="22"/>
-        </w:rPr>
-        <w:t>runtime_auto</w:t>
-      </w:r>
+        <w:t>Le point de départ est une vraie exécution enregistrée par le serveur.</w:t>
+      </w:r>
+    </w:p>
+    <w:p>
       <w:r>
         <w:rPr>
           <w:rFonts w:ascii="Calibri" w:hAnsi="Calibri" w:eastAsia="Calibri"/>
@@ -3619,10 +3904,18 @@
           <w:color w:val="151A23"/>
           <w:sz w:val="22"/>
         </w:rPr>
-        <w:t>. Un seed, un</w:t>
-      </w:r>
-    </w:p>
-    <w:p>
+        <w:t xml:space="preserve">Un exemple, un essai ou un chiffre saisi à la main est </w:t>
+      </w:r>
+      <w:r>
+        <w:rPr>
+          <w:rFonts w:ascii="Calibri" w:hAnsi="Calibri" w:eastAsia="Calibri"/>
+          <w:b/>
+          <w:i w:val="0"/>
+          <w:color w:val="151A23"/>
+          <w:sz w:val="22"/>
+        </w:rPr>
+        <w:t>refusé</w:t>
+      </w:r>
       <w:r>
         <w:rPr>
           <w:rFonts w:ascii="Calibri" w:hAnsi="Calibri" w:eastAsia="Calibri"/>
@@ -3631,27 +3924,7 @@
           <w:color w:val="151A23"/>
           <w:sz w:val="22"/>
         </w:rPr>
-        <w:t xml:space="preserve">canari ou une valeur opérateur est </w:t>
-      </w:r>
-      <w:r>
-        <w:rPr>
-          <w:rFonts w:ascii="Calibri" w:hAnsi="Calibri" w:eastAsia="Calibri"/>
-          <w:b/>
-          <w:i w:val="0"/>
-          <w:color w:val="151A23"/>
-          <w:sz w:val="22"/>
-        </w:rPr>
-        <w:t>refusé</w:t>
-      </w:r>
-      <w:r>
-        <w:rPr>
-          <w:rFonts w:ascii="Calibri" w:hAnsi="Calibri" w:eastAsia="Calibri"/>
-          <w:b w:val="0"/>
-          <w:i w:val="0"/>
-          <w:color w:val="151A23"/>
-          <w:sz w:val="22"/>
-        </w:rPr>
-        <w:t xml:space="preserve"> comme baseline.</w:t>
+        <w:t>.</w:t>
       </w:r>
     </w:p>
     <w:p>
@@ -3660,13 +3933,13 @@
       </w:pPr>
       <w:r>
         <w:rPr>
-          <w:rFonts w:ascii="Consolas" w:hAnsi="Consolas" w:eastAsia="Consolas"/>
+          <w:rFonts w:ascii="Calibri" w:hAnsi="Calibri" w:eastAsia="Calibri"/>
           <w:b w:val="0"/>
-          <w:i w:val="0"/>
-          <w:color w:val="0E6B6A"/>
-          <w:sz w:val="22"/>
-        </w:rPr>
-        <w:t>simulation_is_measurement: false</w:t>
+          <w:i/>
+          <w:color w:val="151A23"/>
+          <w:sz w:val="22"/>
+        </w:rPr>
+        <w:t>Une simulation n’est pas une mesure.</w:t>
       </w:r>
       <w:r>
         <w:rPr>
@@ -3676,10 +3949,20 @@
           <w:color w:val="151A23"/>
           <w:sz w:val="22"/>
         </w:rPr>
-        <w:t xml:space="preserve"> partout. Une mesure ne clôt le</w:t>
+        <w:t xml:space="preserve"> On ne clôt que si une exécution</w:t>
       </w:r>
     </w:p>
     <w:p>
+      <w:r>
+        <w:rPr>
+          <w:rFonts w:ascii="Calibri" w:hAnsi="Calibri" w:eastAsia="Calibri"/>
+          <w:b/>
+          <w:i w:val="0"/>
+          <w:color w:val="151A23"/>
+          <w:sz w:val="22"/>
+        </w:rPr>
+        <w:t>après</w:t>
+      </w:r>
       <w:r>
         <w:rPr>
           <w:rFonts w:ascii="Calibri" w:hAnsi="Calibri" w:eastAsia="Calibri"/>
@@ -3688,7 +3971,7 @@
           <w:color w:val="151A23"/>
           <w:sz w:val="22"/>
         </w:rPr>
-        <w:t>scénario que sur un Run post-action réellement observé.</w:t>
+        <w:t xml:space="preserve"> le changement a été observée.</w:t>
       </w:r>
     </w:p>
     <w:p>
@@ -3729,13 +4012,85 @@
     <w:p>
       <w:r>
         <w:rPr>
+          <w:rFonts w:ascii="Calibri" w:hAnsi="Calibri" w:eastAsia="Calibri"/>
+          <w:b w:val="0"/>
+          <w:i w:val="0"/>
+          <w:color w:val="151A23"/>
+          <w:sz w:val="22"/>
+        </w:rPr>
+        <w:t xml:space="preserve">L’ancien écran de politiques existe encore. L’aperçu « leviers / et si » y est </w:t>
+      </w:r>
+      <w:r>
+        <w:rPr>
+          <w:rFonts w:ascii="Calibri" w:hAnsi="Calibri" w:eastAsia="Calibri"/>
+          <w:b/>
+          <w:i w:val="0"/>
+          <w:color w:val="151A23"/>
+          <w:sz w:val="22"/>
+        </w:rPr>
+        <w:t>éteint</w:t>
+      </w:r>
+      <w:r>
+        <w:rPr>
+          <w:rFonts w:ascii="Calibri" w:hAnsi="Calibri" w:eastAsia="Calibri"/>
+          <w:b w:val="0"/>
+          <w:i w:val="0"/>
+          <w:color w:val="151A23"/>
+          <w:sz w:val="22"/>
+        </w:rPr>
+        <w:t xml:space="preserve">. Ne pas promettre un aperçu d’impact universel en direct : c’est </w:t>
+      </w:r>
+      <w:r>
+        <w:rPr>
+          <w:rFonts w:ascii="Calibri" w:hAnsi="Calibri" w:eastAsia="Calibri"/>
+          <w:b/>
+          <w:i w:val="0"/>
+          <w:color w:val="151A23"/>
+          <w:sz w:val="22"/>
+        </w:rPr>
+        <w:t>planifié</w:t>
+      </w:r>
+      <w:r>
+        <w:rPr>
+          <w:rFonts w:ascii="Calibri" w:hAnsi="Calibri" w:eastAsia="Calibri"/>
+          <w:b w:val="0"/>
+          <w:i w:val="0"/>
+          <w:color w:val="151A23"/>
+          <w:sz w:val="22"/>
+        </w:rPr>
+        <w:t>, pas branché.</w:t>
+      </w:r>
+    </w:p>
+    <w:p>
+      <w:r>
+        <w:rPr>
+          <w:rFonts w:ascii="Calibri" w:hAnsi="Calibri" w:eastAsia="Calibri"/>
+          <w:b w:val="0"/>
+          <w:i/>
+          <w:color w:val="151A23"/>
+          <w:sz w:val="22"/>
+        </w:rPr>
+        <w:t>Côté technique :</w:t>
+      </w:r>
+      <w:r>
+        <w:rPr>
+          <w:rFonts w:ascii="Calibri" w:hAnsi="Calibri" w:eastAsia="Calibri"/>
+          <w:b w:val="0"/>
+          <w:i w:val="0"/>
+          <w:color w:val="151A23"/>
+          <w:sz w:val="22"/>
+        </w:rPr>
+        <w:t xml:space="preserve"> interrupteurs </w:t>
+      </w:r>
+      <w:r>
+        <w:rPr>
           <w:rFonts w:ascii="Consolas" w:hAnsi="Consolas" w:eastAsia="Consolas"/>
           <w:b w:val="0"/>
           <w:i w:val="0"/>
           <w:color w:val="0E6B6A"/>
           <w:sz w:val="22"/>
         </w:rPr>
-        <w:t>/steering</w:t>
+        <w:t>value_loop_v1</w:t>
       </w:r>
       <w:r>
         <w:rPr>
@@ -3745,27 +4100,7 @@
           <w:color w:val="151A23"/>
           <w:sz w:val="22"/>
         </w:rPr>
-        <w:t xml:space="preserve"> (page historique) garde le CRUD de politiques. L’aperçu « leviers / what-if » y est </w:t>
-      </w:r>
-      <w:r>
-        <w:rPr>
-          <w:rFonts w:ascii="Calibri" w:hAnsi="Calibri" w:eastAsia="Calibri"/>
-          <w:b/>
-          <w:i w:val="0"/>
-          <w:color w:val="151A23"/>
-          <w:sz w:val="22"/>
-        </w:rPr>
-        <w:t>éteint</w:t>
-      </w:r>
-      <w:r>
-        <w:rPr>
-          <w:rFonts w:ascii="Calibri" w:hAnsi="Calibri" w:eastAsia="Calibri"/>
-          <w:b w:val="0"/>
-          <w:i w:val="0"/>
-          <w:color w:val="151A23"/>
-          <w:sz w:val="22"/>
-        </w:rPr>
-        <w:t xml:space="preserve">. </w:t>
+        <w:t xml:space="preserve"> + canari System ; actionneur </w:t>
       </w:r>
       <w:r>
         <w:rPr>
@@ -3775,7 +4110,7 @@
           <w:color w:val="0E6B6A"/>
           <w:sz w:val="22"/>
         </w:rPr>
-        <w:t>POST /hypervisor/what-if</w:t>
+        <w:t>control_policy.guardrails.patch.v1</w:t>
       </w:r>
       <w:r>
         <w:rPr>
@@ -3785,7 +4120,7 @@
           <w:color w:val="151A23"/>
           <w:sz w:val="22"/>
         </w:rPr>
-        <w:t xml:space="preserve"> et </w:t>
+        <w:t xml:space="preserve"> ; what-if </w:t>
       </w:r>
       <w:r>
         <w:rPr>
@@ -3795,7 +4130,7 @@
           <w:color w:val="0E6B6A"/>
           <w:sz w:val="22"/>
         </w:rPr>
-        <w:t>POST /control-plane/simulate</w:t>
+        <w:t>not_configured</w:t>
       </w:r>
       <w:r>
         <w:rPr>
@@ -3805,67 +4140,7 @@
           <w:color w:val="151A23"/>
           <w:sz w:val="22"/>
         </w:rPr>
-        <w:t xml:space="preserve"> répondent </w:t>
-      </w:r>
-      <w:r>
-        <w:rPr>
-          <w:rFonts w:ascii="Consolas" w:hAnsi="Consolas" w:eastAsia="Consolas"/>
-          <w:b w:val="0"/>
-          <w:i w:val="0"/>
-          <w:color w:val="0E6B6A"/>
-          <w:sz w:val="22"/>
-        </w:rPr>
-        <w:t>not_configured</w:t>
-      </w:r>
-      <w:r>
-        <w:rPr>
-          <w:rFonts w:ascii="Calibri" w:hAnsi="Calibri" w:eastAsia="Calibri"/>
-          <w:b w:val="0"/>
-          <w:i w:val="0"/>
-          <w:color w:val="151A23"/>
-          <w:sz w:val="22"/>
-        </w:rPr>
-        <w:t xml:space="preserve"> et pointent vers </w:t>
-      </w:r>
-      <w:r>
-        <w:rPr>
-          <w:rFonts w:ascii="Consolas" w:hAnsi="Consolas" w:eastAsia="Consolas"/>
-          <w:b w:val="0"/>
-          <w:i w:val="0"/>
-          <w:color w:val="0E6B6A"/>
-          <w:sz w:val="22"/>
-        </w:rPr>
-        <w:t>/systems/{id}/value-loop</w:t>
-      </w:r>
-      <w:r>
-        <w:rPr>
-          <w:rFonts w:ascii="Calibri" w:hAnsi="Calibri" w:eastAsia="Calibri"/>
-          <w:b w:val="0"/>
-          <w:i w:val="0"/>
-          <w:color w:val="151A23"/>
-          <w:sz w:val="22"/>
-        </w:rPr>
-        <w:t xml:space="preserve">. Ne pas promettre un impact preview universel (&lt; 300 ms) : c’est </w:t>
-      </w:r>
-      <w:r>
-        <w:rPr>
-          <w:rFonts w:ascii="Calibri" w:hAnsi="Calibri" w:eastAsia="Calibri"/>
-          <w:b/>
-          <w:i w:val="0"/>
-          <w:color w:val="151A23"/>
-          <w:sz w:val="22"/>
-        </w:rPr>
-        <w:t>planifié</w:t>
-      </w:r>
-      <w:r>
-        <w:rPr>
-          <w:rFonts w:ascii="Calibri" w:hAnsi="Calibri" w:eastAsia="Calibri"/>
-          <w:b w:val="0"/>
-          <w:i w:val="0"/>
-          <w:color w:val="151A23"/>
-          <w:sz w:val="22"/>
-        </w:rPr>
-        <w:t>, le composant n’est pas branché.</w:t>
+        <w:t>.</w:t>
       </w:r>
     </w:p>
     <w:p>
@@ -3880,7 +4155,7 @@
           <w:color w:val="0B2545"/>
           <w:sz w:val="26"/>
         </w:rPr>
-        <w:t>4.3 Approbation humaine dans Work</w:t>
+        <w:t>4.3 Approbation humaine dans l’application</w:t>
       </w:r>
     </w:p>
     <w:p>
@@ -3892,7 +4167,7 @@
           <w:color w:val="151A23"/>
           <w:sz w:val="22"/>
         </w:rPr>
-        <w:t xml:space="preserve">Dans une application publiée (Studio), un gate est une </w:t>
+        <w:t xml:space="preserve">Dans une application publiée (Studio), une demande d’approbation est une </w:t>
       </w:r>
       <w:r>
         <w:rPr>
@@ -3912,47 +4187,7 @@
           <w:color w:val="151A23"/>
           <w:sz w:val="22"/>
         </w:rPr>
-        <w:t>. Le modèle ne peut pas accepter à la place de la personne (</w:t>
-      </w:r>
-      <w:r>
-        <w:rPr>
-          <w:rFonts w:ascii="Consolas" w:hAnsi="Consolas" w:eastAsia="Consolas"/>
-          <w:b w:val="0"/>
-          <w:i w:val="0"/>
-          <w:color w:val="0E6B6A"/>
-          <w:sz w:val="22"/>
-        </w:rPr>
-        <w:t>POST /assistant/decisions</w:t>
-      </w:r>
-      <w:r>
-        <w:rPr>
-          <w:rFonts w:ascii="Calibri" w:hAnsi="Calibri" w:eastAsia="Calibri"/>
-          <w:b w:val="0"/>
-          <w:i w:val="0"/>
-          <w:color w:val="151A23"/>
-          <w:sz w:val="22"/>
-        </w:rPr>
-        <w:t xml:space="preserve"> exige l’action UI et l’id observé). La file </w:t>
-      </w:r>
-      <w:r>
-        <w:rPr>
-          <w:rFonts w:ascii="Consolas" w:hAnsi="Consolas" w:eastAsia="Consolas"/>
-          <w:b w:val="0"/>
-          <w:i w:val="0"/>
-          <w:color w:val="0E6B6A"/>
-          <w:sz w:val="22"/>
-        </w:rPr>
-        <w:t>/steering/review-queue</w:t>
-      </w:r>
-      <w:r>
-        <w:rPr>
-          <w:rFonts w:ascii="Calibri" w:hAnsi="Calibri" w:eastAsia="Calibri"/>
-          <w:b w:val="0"/>
-          <w:i w:val="0"/>
-          <w:color w:val="151A23"/>
-          <w:sz w:val="22"/>
-        </w:rPr>
-        <w:t xml:space="preserve"> traite les revues d’évaluation. Ces actes ont une provenance humaine dans l’audit.</w:t>
+        <w:t>. Le modèle ne peut pas cliquer à la place de la personne. Une file de revue traite les contrôles qualité. Ces actes ont une provenance humaine dans le journal.</w:t>
       </w:r>
     </w:p>
     <w:p>
@@ -4129,7 +4364,7 @@
                 <w:color w:val="151A23"/>
                 <w:sz w:val="18"/>
               </w:rPr>
-              <w:t>Chaque System sert une Capability, pas un prompt orphelin</w:t>
+              <w:t>Chaque System sert une capacité métier, pas un prompt orphelin</w:t>
             </w:r>
           </w:p>
         </w:tc>
@@ -4140,43 +4375,13 @@
           <w:p>
             <w:r>
               <w:rPr>
-                <w:rFonts w:ascii="Consolas" w:hAnsi="Consolas" w:eastAsia="Consolas"/>
-                <w:b w:val="0"/>
-                <w:i w:val="0"/>
-                <w:color w:val="0E6B6A"/>
-                <w:sz w:val="18"/>
-              </w:rPr>
-              <w:t>/capabilities</w:t>
-            </w:r>
-            <w:r>
-              <w:rPr>
                 <w:rFonts w:ascii="Calibri" w:hAnsi="Calibri" w:eastAsia="Calibri"/>
                 <w:b w:val="0"/>
                 <w:i w:val="0"/>
                 <w:color w:val="151A23"/>
                 <w:sz w:val="18"/>
               </w:rPr>
-              <w:t xml:space="preserve">, </w:t>
-            </w:r>
-            <w:r>
-              <w:rPr>
-                <w:rFonts w:ascii="Consolas" w:hAnsi="Consolas" w:eastAsia="Consolas"/>
-                <w:b w:val="0"/>
-                <w:i w:val="0"/>
-                <w:color w:val="0E6B6A"/>
-                <w:sz w:val="18"/>
-              </w:rPr>
-              <w:t>/systems</w:t>
-            </w:r>
-            <w:r>
-              <w:rPr>
-                <w:rFonts w:ascii="Calibri" w:hAnsi="Calibri" w:eastAsia="Calibri"/>
-                <w:b w:val="0"/>
-                <w:i w:val="0"/>
-                <w:color w:val="151A23"/>
-                <w:sz w:val="18"/>
-              </w:rPr>
-              <w:t>, Work</w:t>
+              <w:t>Capacités, Systems, Work</w:t>
             </w:r>
           </w:p>
         </w:tc>
@@ -4212,7 +4417,7 @@
                 <w:color w:val="151A23"/>
                 <w:sz w:val="18"/>
               </w:rPr>
-              <w:t xml:space="preserve">Ce que le métier consomme est une </w:t>
+              <w:t xml:space="preserve">Ce que le métier utilise est une </w:t>
             </w:r>
             <w:r>
               <w:rPr>
@@ -4222,7 +4427,7 @@
                 <w:color w:val="151A23"/>
                 <w:sz w:val="18"/>
               </w:rPr>
-              <w:t>Experience</w:t>
+              <w:t>application</w:t>
             </w:r>
             <w:r>
               <w:rPr>
@@ -4243,33 +4448,13 @@
           <w:p>
             <w:r>
               <w:rPr>
-                <w:rFonts w:ascii="Consolas" w:hAnsi="Consolas" w:eastAsia="Consolas"/>
-                <w:b w:val="0"/>
-                <w:i w:val="0"/>
-                <w:color w:val="0E6B6A"/>
-                <w:sz w:val="18"/>
-              </w:rPr>
-              <w:t>/create/apps</w:t>
-            </w:r>
-            <w:r>
-              <w:rPr>
                 <w:rFonts w:ascii="Calibri" w:hAnsi="Calibri" w:eastAsia="Calibri"/>
                 <w:b w:val="0"/>
                 <w:i w:val="0"/>
                 <w:color w:val="151A23"/>
                 <w:sz w:val="18"/>
               </w:rPr>
-              <w:t xml:space="preserve"> → </w:t>
-            </w:r>
-            <w:r>
-              <w:rPr>
-                <w:rFonts w:ascii="Consolas" w:hAnsi="Consolas" w:eastAsia="Consolas"/>
-                <w:b w:val="0"/>
-                <w:i w:val="0"/>
-                <w:color w:val="0E6B6A"/>
-                <w:sz w:val="18"/>
-              </w:rPr>
-              <w:t>/work/:slug</w:t>
+              <w:t>Créer une app → Work</w:t>
             </w:r>
           </w:p>
         </w:tc>
@@ -4305,7 +4490,7 @@
                 <w:color w:val="151A23"/>
                 <w:sz w:val="18"/>
               </w:rPr>
-              <w:t>Chaque réponse a un Run, un coût éventuel, un contexte, une lignée</w:t>
+              <w:t>Chaque réponse a une exécution, un coût éventuel, un contexte, une lignée</w:t>
             </w:r>
           </w:p>
         </w:tc>
@@ -4316,23 +4501,13 @@
           <w:p>
             <w:r>
               <w:rPr>
-                <w:rFonts w:ascii="Consolas" w:hAnsi="Consolas" w:eastAsia="Consolas"/>
-                <w:b w:val="0"/>
-                <w:i w:val="0"/>
-                <w:color w:val="0E6B6A"/>
-                <w:sz w:val="18"/>
-              </w:rPr>
-              <w:t>/runs/:id</w:t>
-            </w:r>
-            <w:r>
-              <w:rPr>
                 <w:rFonts w:ascii="Calibri" w:hAnsi="Calibri" w:eastAsia="Calibri"/>
                 <w:b w:val="0"/>
                 <w:i w:val="0"/>
                 <w:color w:val="151A23"/>
                 <w:sz w:val="18"/>
               </w:rPr>
-              <w:t>, conversation « Preuves de l’action »</w:t>
+              <w:t>Fiche d’exécution, conversation « Preuves de l’action »</w:t>
             </w:r>
           </w:p>
         </w:tc>
@@ -4368,7 +4543,7 @@
                 <w:color w:val="151A23"/>
                 <w:sz w:val="18"/>
               </w:rPr>
-              <w:t>Politiques, IAM, audit, Membrane — jamais « prompt only »</w:t>
+              <w:t>Règles, droits d’accès, journal, contrôle d’exécution — jamais « prompt only »</w:t>
             </w:r>
           </w:p>
         </w:tc>
@@ -4379,33 +4554,13 @@
           <w:p>
             <w:r>
               <w:rPr>
-                <w:rFonts w:ascii="Consolas" w:hAnsi="Consolas" w:eastAsia="Consolas"/>
-                <w:b w:val="0"/>
-                <w:i w:val="0"/>
-                <w:color w:val="0E6B6A"/>
-                <w:sz w:val="18"/>
-              </w:rPr>
-              <w:t>/governance/audit</w:t>
-            </w:r>
-            <w:r>
-              <w:rPr>
                 <w:rFonts w:ascii="Calibri" w:hAnsi="Calibri" w:eastAsia="Calibri"/>
                 <w:b w:val="0"/>
                 <w:i w:val="0"/>
                 <w:color w:val="151A23"/>
                 <w:sz w:val="18"/>
               </w:rPr>
-              <w:t xml:space="preserve">, </w:t>
-            </w:r>
-            <w:r>
-              <w:rPr>
-                <w:rFonts w:ascii="Consolas" w:hAnsi="Consolas" w:eastAsia="Consolas"/>
-                <w:b w:val="0"/>
-                <w:i w:val="0"/>
-                <w:color w:val="0E6B6A"/>
-                <w:sz w:val="18"/>
-              </w:rPr>
-              <w:t>/governance/access</w:t>
+              <w:t>Audit, accès</w:t>
             </w:r>
           </w:p>
         </w:tc>
@@ -4441,7 +4596,7 @@
                 <w:color w:val="151A23"/>
                 <w:sz w:val="18"/>
               </w:rPr>
-              <w:t xml:space="preserve">On arbitrage ce qu’on finance, ce qu’on resserre, ce qu’on arrête, </w:t>
+              <w:t xml:space="preserve">On arbitre ce qu’on finance, ce qu’on resserre, ce qu’on arrête, </w:t>
             </w:r>
             <w:r>
               <w:rPr>
@@ -4462,23 +4617,13 @@
           <w:p>
             <w:r>
               <w:rPr>
-                <w:rFonts w:ascii="Consolas" w:hAnsi="Consolas" w:eastAsia="Consolas"/>
-                <w:b w:val="0"/>
-                <w:i w:val="0"/>
-                <w:color w:val="0E6B6A"/>
-                <w:sz w:val="18"/>
-              </w:rPr>
-              <w:t>/hypervisor</w:t>
-            </w:r>
-            <w:r>
-              <w:rPr>
                 <w:rFonts w:ascii="Calibri" w:hAnsi="Calibri" w:eastAsia="Calibri"/>
                 <w:b w:val="0"/>
                 <w:i w:val="0"/>
                 <w:color w:val="151A23"/>
                 <w:sz w:val="18"/>
               </w:rPr>
-              <w:t xml:space="preserve"> + boucle de valeur du System</w:t>
+              <w:t>Hyperviseur + pilotage du System</w:t>
             </w:r>
           </w:p>
         </w:tc>
@@ -4628,7 +4773,7 @@
           <w:color w:val="151A23"/>
           <w:sz w:val="22"/>
         </w:rPr>
-        <w:t>mêmes contrats, permissions et gates. Elle peut lancer une action autorisée ; elle ne crée pas un droit.</w:t>
+        <w:t>mêmes règles, droits et approbations. Elle peut lancer une action autorisée ; elle ne crée pas un droit.</w:t>
       </w:r>
     </w:p>
     <w:p>
@@ -4643,7 +4788,7 @@
           <w:color w:val="151A23"/>
           <w:sz w:val="22"/>
         </w:rPr>
-        <w:t>L’économie n’est pas un badge chrome.</w:t>
+        <w:t>L’économie n’est pas un badge décoratif.</w:t>
       </w:r>
       <w:r>
         <w:rPr>
@@ -4653,7 +4798,7 @@
           <w:color w:val="151A23"/>
           <w:sz w:val="22"/>
         </w:rPr>
-        <w:t xml:space="preserve"> Les cinq métriques</w:t>
+        <w:t xml:space="preserve"> Les cinq indicateurs</w:t>
       </w:r>
     </w:p>
     <w:p>
@@ -4685,7 +4830,7 @@
           <w:color w:val="151A23"/>
           <w:sz w:val="22"/>
         </w:rPr>
-        <w:t xml:space="preserve"> (adoption) ne sont pas un ROI attesté. La boucle de valeur porte les mesures économiques. L’écart « heures / argent économisés » (O5) reste un </w:t>
+        <w:t xml:space="preserve"> ne sont pas un ROI attesté. La boucle de valeur porte les mesures économiques. « Heures / argent économisés » reste un </w:t>
       </w:r>
       <w:r>
         <w:rPr>
@@ -4695,7 +4840,7 @@
           <w:color w:val="151A23"/>
           <w:sz w:val="22"/>
         </w:rPr>
-        <w:t>trou d’acceptation</w:t>
+        <w:t>trou</w:t>
       </w:r>
       <w:r>
         <w:rPr>
@@ -4705,7 +4850,7 @@
           <w:color w:val="151A23"/>
           <w:sz w:val="22"/>
         </w:rPr>
-        <w:t xml:space="preserve"> documenté.</w:t>
+        <w:t xml:space="preserve"> : on ne l’a pas encore prouvé.</w:t>
       </w:r>
     </w:p>
     <w:p>
@@ -4730,7 +4875,7 @@
           <w:color w:val="151A23"/>
           <w:sz w:val="22"/>
         </w:rPr>
-        <w:t xml:space="preserve"> Un actionneur unique, une Membrane</w:t>
+        <w:t xml:space="preserve"> Un seul type de changement</w:t>
       </w:r>
     </w:p>
     <w:p>
@@ -4742,7 +4887,7 @@
           <w:color w:val="151A23"/>
           <w:sz w:val="22"/>
         </w:rPr>
-        <w:t>en enforce, un humain sur les gates. On industrialise le contrôle autant que l’exécution.</w:t>
+        <w:t>autorisé, un contrôle d’exécution, un humain sur les approbations. On industrialise le contrôle autant que l’exécution.</w:t>
       </w:r>
     </w:p>
     <w:p>
@@ -4926,7 +5071,7 @@
                 <w:color w:val="151A23"/>
                 <w:sz w:val="18"/>
               </w:rPr>
-              <w:t>Expérience d’adoption</w:t>
+              <w:t>Parcours d’accueil métier</w:t>
             </w:r>
           </w:p>
         </w:tc>
@@ -4943,17 +5088,17 @@
                 <w:color w:val="151A23"/>
                 <w:sz w:val="18"/>
               </w:rPr>
-              <w:t xml:space="preserve">Code livré derrière </w:t>
+              <w:t xml:space="preserve">Code livré, </w:t>
             </w:r>
             <w:r>
               <w:rPr>
-                <w:rFonts w:ascii="Consolas" w:hAnsi="Consolas" w:eastAsia="Consolas"/>
-                <w:b w:val="0"/>
+                <w:rFonts w:ascii="Calibri" w:hAnsi="Calibri" w:eastAsia="Calibri"/>
+                <w:b/>
                 <w:i w:val="0"/>
-                <w:color w:val="0E6B6A"/>
+                <w:color w:val="151A23"/>
                 <w:sz w:val="18"/>
               </w:rPr>
-              <w:t>settings.features.adoption_experience_v1</w:t>
+              <w:t>éteint par défaut</w:t>
             </w:r>
             <w:r>
               <w:rPr>
@@ -4963,27 +5108,7 @@
                 <w:color w:val="151A23"/>
                 <w:sz w:val="18"/>
               </w:rPr>
-              <w:t xml:space="preserve"> (</w:t>
-            </w:r>
-            <w:r>
-              <w:rPr>
-                <w:rFonts w:ascii="Calibri" w:hAnsi="Calibri" w:eastAsia="Calibri"/>
-                <w:b/>
-                <w:i w:val="0"/>
-                <w:color w:val="151A23"/>
-                <w:sz w:val="18"/>
-              </w:rPr>
-              <w:t>off</w:t>
-            </w:r>
-            <w:r>
-              <w:rPr>
-                <w:rFonts w:ascii="Calibri" w:hAnsi="Calibri" w:eastAsia="Calibri"/>
-                <w:b w:val="0"/>
-                <w:i w:val="0"/>
-                <w:color w:val="151A23"/>
-                <w:sz w:val="18"/>
-              </w:rPr>
-              <w:t xml:space="preserve"> par défaut)</w:t>
+              <w:t xml:space="preserve"> — pas encore validé auprès des utilisateurs</w:t>
             </w:r>
           </w:p>
         </w:tc>
@@ -5002,7 +5127,7 @@
                 <w:color w:val="151A23"/>
                 <w:sz w:val="18"/>
               </w:rPr>
-              <w:t>Work / Experiences</w:t>
+              <w:t>Work / applications</w:t>
             </w:r>
           </w:p>
         </w:tc>
@@ -5013,23 +5138,13 @@
           <w:p>
             <w:r>
               <w:rPr>
-                <w:rFonts w:ascii="Consolas" w:hAnsi="Consolas" w:eastAsia="Consolas"/>
-                <w:b w:val="0"/>
-                <w:i w:val="0"/>
-                <w:color w:val="0E6B6A"/>
-                <w:sz w:val="18"/>
-              </w:rPr>
-              <w:t>experience_v1</w:t>
-            </w:r>
-            <w:r>
-              <w:rPr>
                 <w:rFonts w:ascii="Calibri" w:hAnsi="Calibri" w:eastAsia="Calibri"/>
                 <w:b w:val="0"/>
                 <w:i w:val="0"/>
                 <w:color w:val="151A23"/>
                 <w:sz w:val="18"/>
               </w:rPr>
-              <w:t xml:space="preserve"> — contrat Work/runtime ; « intégré » ≠ accepté en production</w:t>
+              <w:t>Le métier peut travailler dans une application publiée ; « intégré » ≠ accepté en production</w:t>
             </w:r>
           </w:p>
         </w:tc>
@@ -5059,13 +5174,13 @@
           <w:p>
             <w:r>
               <w:rPr>
-                <w:rFonts w:ascii="Consolas" w:hAnsi="Consolas" w:eastAsia="Consolas"/>
+                <w:rFonts w:ascii="Calibri" w:hAnsi="Calibri" w:eastAsia="Calibri"/>
                 <w:b w:val="0"/>
                 <w:i w:val="0"/>
-                <w:color w:val="0E6B6A"/>
+                <w:color w:val="151A23"/>
                 <w:sz w:val="18"/>
               </w:rPr>
-              <w:t>/help/{start,sources,systems,runs,value}</w:t>
+              <w:t>Démarrer, sources, Systems, exécutions, valeur</w:t>
             </w:r>
           </w:p>
         </w:tc>
@@ -5084,7 +5199,7 @@
                 <w:color w:val="151A23"/>
                 <w:sz w:val="18"/>
               </w:rPr>
-              <w:t>Parcours NorthForge</w:t>
+              <w:t>Exemple guidé (NorthForge)</w:t>
             </w:r>
           </w:p>
         </w:tc>
@@ -5095,23 +5210,13 @@
           <w:p>
             <w:r>
               <w:rPr>
-                <w:rFonts w:ascii="Consolas" w:hAnsi="Consolas" w:eastAsia="Consolas"/>
-                <w:b w:val="0"/>
-                <w:i w:val="0"/>
-                <w:color w:val="0E6B6A"/>
-                <w:sz w:val="18"/>
-              </w:rPr>
-              <w:t>/work/getting-started</w:t>
-            </w:r>
-            <w:r>
-              <w:rPr>
                 <w:rFonts w:ascii="Calibri" w:hAnsi="Calibri" w:eastAsia="Calibri"/>
                 <w:b w:val="0"/>
                 <w:i w:val="0"/>
                 <w:color w:val="151A23"/>
                 <w:sz w:val="18"/>
               </w:rPr>
-              <w:t xml:space="preserve"> — 4 étapes, Showcase + collection notices requise</w:t>
+              <w:t>Quatre étapes, sur l’espace de démonstration, collection d’exemples requise</w:t>
             </w:r>
           </w:p>
         </w:tc>
@@ -5147,7 +5252,7 @@
                 <w:color w:val="151A23"/>
                 <w:sz w:val="18"/>
               </w:rPr>
-              <w:t>Overlay Work + Cockpit, scope bound, le modèle ne signe pas</w:t>
+              <w:t>Présent dans Work et le Cockpit, même périmètre que l’écran, le modèle ne signe pas</w:t>
             </w:r>
           </w:p>
         </w:tc>
@@ -5183,7 +5288,7 @@
                 <w:color w:val="151A23"/>
                 <w:sz w:val="18"/>
               </w:rPr>
-              <w:t>5 métriques bornées sur le System — pas un ROI</w:t>
+              <w:t>5 indicateurs bornés sur le System — pas un ROI</w:t>
             </w:r>
           </w:p>
         </w:tc>
@@ -5304,7 +5409,7 @@
                 <w:color w:val="151A23"/>
                 <w:sz w:val="18"/>
               </w:rPr>
-              <w:t>Retrait du flag</w:t>
+              <w:t>Passage en défaut / retrait</w:t>
             </w:r>
           </w:p>
         </w:tc>
@@ -5321,7 +5426,7 @@
                 <w:color w:val="151A23"/>
                 <w:sz w:val="18"/>
               </w:rPr>
-              <w:t xml:space="preserve">Séquence sponsor (pilote → défaut → retrait) — </w:t>
+              <w:t xml:space="preserve">Séquence sponsor (essai → défaut → retrait) — </w:t>
             </w:r>
             <w:r>
               <w:rPr>
@@ -5491,7 +5596,7 @@
                 <w:color w:val="151A23"/>
                 <w:sz w:val="18"/>
               </w:rPr>
-              <w:t>Rôle IAM</w:t>
+              <w:t>Droits d’accès</w:t>
             </w:r>
           </w:p>
         </w:tc>
@@ -5508,7 +5613,7 @@
                 <w:color w:val="151A23"/>
                 <w:sz w:val="18"/>
               </w:rPr>
-              <w:t>Droits workspace</w:t>
+              <w:t>Droits dans l’espace</w:t>
             </w:r>
           </w:p>
         </w:tc>
@@ -5581,114 +5686,7 @@
                 <w:color w:val="151A23"/>
                 <w:sz w:val="18"/>
               </w:rPr>
-              <w:t>Mode workspace</w:t>
-            </w:r>
-          </w:p>
-        </w:tc>
-        <w:tc>
-          <w:tcPr>
-            <w:tcW w:type="dxa" w:w="2436"/>
-          </w:tcPr>
-          <w:p>
-            <w:r>
-              <w:rPr>
-                <w:rFonts w:ascii="Consolas" w:hAnsi="Consolas" w:eastAsia="Consolas"/>
-                <w:b w:val="0"/>
-                <w:i w:val="0"/>
-                <w:color w:val="0E6B6A"/>
-                <w:sz w:val="18"/>
-              </w:rPr>
-              <w:t>builder</w:t>
-            </w:r>
-            <w:r>
-              <w:rPr>
-                <w:rFonts w:ascii="Calibri" w:hAnsi="Calibri" w:eastAsia="Calibri"/>
-                <w:b w:val="0"/>
-                <w:i w:val="0"/>
-                <w:color w:val="151A23"/>
-                <w:sz w:val="18"/>
-              </w:rPr>
-              <w:t xml:space="preserve"> / </w:t>
-            </w:r>
-            <w:r>
-              <w:rPr>
-                <w:rFonts w:ascii="Consolas" w:hAnsi="Consolas" w:eastAsia="Consolas"/>
-                <w:b w:val="0"/>
-                <w:i w:val="0"/>
-                <w:color w:val="0E6B6A"/>
-                <w:sz w:val="18"/>
-              </w:rPr>
-              <w:t>operator</w:t>
-            </w:r>
-            <w:r>
-              <w:rPr>
-                <w:rFonts w:ascii="Calibri" w:hAnsi="Calibri" w:eastAsia="Calibri"/>
-                <w:b w:val="0"/>
-                <w:i w:val="0"/>
-                <w:color w:val="151A23"/>
-                <w:sz w:val="18"/>
-              </w:rPr>
-              <w:t xml:space="preserve"> / </w:t>
-            </w:r>
-            <w:r>
-              <w:rPr>
-                <w:rFonts w:ascii="Consolas" w:hAnsi="Consolas" w:eastAsia="Consolas"/>
-                <w:b w:val="0"/>
-                <w:i w:val="0"/>
-                <w:color w:val="0E6B6A"/>
-                <w:sz w:val="18"/>
-              </w:rPr>
-              <w:t>executive</w:t>
-            </w:r>
-            <w:r>
-              <w:rPr>
-                <w:rFonts w:ascii="Calibri" w:hAnsi="Calibri" w:eastAsia="Calibri"/>
-                <w:b w:val="0"/>
-                <w:i w:val="0"/>
-                <w:color w:val="151A23"/>
-                <w:sz w:val="18"/>
-              </w:rPr>
-              <w:t xml:space="preserve"> (+ </w:t>
-            </w:r>
-            <w:r>
-              <w:rPr>
-                <w:rFonts w:ascii="Consolas" w:hAnsi="Consolas" w:eastAsia="Consolas"/>
-                <w:b w:val="0"/>
-                <w:i w:val="0"/>
-                <w:color w:val="0E6B6A"/>
-                <w:sz w:val="18"/>
-              </w:rPr>
-              <w:t>demo</w:t>
-            </w:r>
-            <w:r>
-              <w:rPr>
-                <w:rFonts w:ascii="Calibri" w:hAnsi="Calibri" w:eastAsia="Calibri"/>
-                <w:b w:val="0"/>
-                <w:i w:val="0"/>
-                <w:color w:val="151A23"/>
-                <w:sz w:val="18"/>
-              </w:rPr>
-              <w:t xml:space="preserve">, </w:t>
-            </w:r>
-            <w:r>
-              <w:rPr>
-                <w:rFonts w:ascii="Consolas" w:hAnsi="Consolas" w:eastAsia="Consolas"/>
-                <w:b w:val="0"/>
-                <w:i w:val="0"/>
-                <w:color w:val="0E6B6A"/>
-                <w:sz w:val="18"/>
-              </w:rPr>
-              <w:t>portfolio</w:t>
-            </w:r>
-            <w:r>
-              <w:rPr>
-                <w:rFonts w:ascii="Calibri" w:hAnsi="Calibri" w:eastAsia="Calibri"/>
-                <w:b w:val="0"/>
-                <w:i w:val="0"/>
-                <w:color w:val="151A23"/>
-                <w:sz w:val="18"/>
-              </w:rPr>
-              <w:t xml:space="preserve"> provisionnés)</w:t>
+              <w:t>Mode de l’espace</w:t>
             </w:r>
           </w:p>
         </w:tc>
@@ -5705,7 +5703,24 @@
                 <w:color w:val="151A23"/>
                 <w:sz w:val="18"/>
               </w:rPr>
-              <w:t>Densité Cockpit, home, divulgation éco/technique</w:t>
+              <w:t>Construire / Opérer / Diriger (+ démo, portefeuille)</w:t>
+            </w:r>
+          </w:p>
+        </w:tc>
+        <w:tc>
+          <w:tcPr>
+            <w:tcW w:type="dxa" w:w="2436"/>
+          </w:tcPr>
+          <w:p>
+            <w:r>
+              <w:rPr>
+                <w:rFonts w:ascii="Calibri" w:hAnsi="Calibri" w:eastAsia="Calibri"/>
+                <w:b w:val="0"/>
+                <w:i w:val="0"/>
+                <w:color w:val="151A23"/>
+                <w:sz w:val="18"/>
+              </w:rPr>
+              <w:t>Densité de l’écran, accueil, ce qui est dit en économique ou technique</w:t>
             </w:r>
           </w:p>
         </w:tc>
@@ -5751,7 +5766,7 @@
                 <w:color w:val="151A23"/>
                 <w:sz w:val="18"/>
               </w:rPr>
-              <w:t xml:space="preserve"> (adoption)</w:t>
+              <w:t xml:space="preserve"> (accueil)</w:t>
             </w:r>
           </w:p>
         </w:tc>
@@ -5785,17 +5800,7 @@
                 <w:color w:val="151A23"/>
                 <w:sz w:val="18"/>
               </w:rPr>
-              <w:t xml:space="preserve">Ton des guides </w:t>
-            </w:r>
-            <w:r>
-              <w:rPr>
-                <w:rFonts w:ascii="Consolas" w:hAnsi="Consolas" w:eastAsia="Consolas"/>
-                <w:b w:val="0"/>
-                <w:i w:val="0"/>
-                <w:color w:val="0E6B6A"/>
-                <w:sz w:val="18"/>
-              </w:rPr>
-              <w:t>&lt;ck-help&gt;</w:t>
+              <w:t>Ton des guides</w:t>
             </w:r>
           </w:p>
         </w:tc>
@@ -5812,7 +5817,7 @@
                 <w:color w:val="151A23"/>
                 <w:sz w:val="18"/>
               </w:rPr>
-              <w:t>Mode, rôle, entitlements</w:t>
+              <w:t>Mode, rôle, droits</w:t>
             </w:r>
           </w:p>
         </w:tc>
@@ -5828,47 +5833,7 @@
           <w:color w:val="151A23"/>
           <w:sz w:val="22"/>
         </w:rPr>
-        <w:t xml:space="preserve">Le mode </w:t>
-      </w:r>
-      <w:r>
-        <w:rPr>
-          <w:rFonts w:ascii="Consolas" w:hAnsi="Consolas" w:eastAsia="Consolas"/>
-          <w:b w:val="0"/>
-          <w:i w:val="0"/>
-          <w:color w:val="0E6B6A"/>
-          <w:sz w:val="22"/>
-        </w:rPr>
-        <w:t>demo</w:t>
-      </w:r>
-      <w:r>
-        <w:rPr>
-          <w:rFonts w:ascii="Calibri" w:hAnsi="Calibri" w:eastAsia="Calibri"/>
-          <w:b w:val="0"/>
-          <w:i w:val="0"/>
-          <w:color w:val="151A23"/>
-          <w:sz w:val="22"/>
-        </w:rPr>
-        <w:t xml:space="preserve"> masque fournisseurs et modèles (présentation sûre). </w:t>
-      </w:r>
-      <w:r>
-        <w:rPr>
-          <w:rFonts w:ascii="Consolas" w:hAnsi="Consolas" w:eastAsia="Consolas"/>
-          <w:b w:val="0"/>
-          <w:i w:val="0"/>
-          <w:color w:val="0E6B6A"/>
-          <w:sz w:val="22"/>
-        </w:rPr>
-        <w:t>portfolio</w:t>
-      </w:r>
-      <w:r>
-        <w:rPr>
-          <w:rFonts w:ascii="Calibri" w:hAnsi="Calibri" w:eastAsia="Calibri"/>
-          <w:b w:val="0"/>
-          <w:i w:val="0"/>
-          <w:color w:val="151A23"/>
-          <w:sz w:val="22"/>
-        </w:rPr>
-        <w:t xml:space="preserve"> est persisté, volontairement absent du sélecteur UI.</w:t>
+        <w:t>Le mode démo masque fournisseurs et modèles (présentation sûre). Le mode portefeuille existe en coulisse, volontairement absent du sélecteur.</w:t>
       </w:r>
     </w:p>
     <w:p>
@@ -5945,7 +5910,7 @@
                 <w:color w:val="0B2545"/>
                 <w:sz w:val="18"/>
               </w:rPr>
-              <w:t>Entrée</w:t>
+              <w:t>Entre par</w:t>
             </w:r>
           </w:p>
         </w:tc>
@@ -5981,7 +5946,7 @@
                 <w:color w:val="151A23"/>
                 <w:sz w:val="18"/>
               </w:rPr>
-              <w:t>Sarah — CAIO</w:t>
+              <w:t>Sarah — direction IA</w:t>
             </w:r>
           </w:p>
         </w:tc>
@@ -5992,13 +5957,13 @@
           <w:p>
             <w:r>
               <w:rPr>
-                <w:rFonts w:ascii="Consolas" w:hAnsi="Consolas" w:eastAsia="Consolas"/>
+                <w:rFonts w:ascii="Calibri" w:hAnsi="Calibri" w:eastAsia="Calibri"/>
                 <w:b w:val="0"/>
                 <w:i w:val="0"/>
-                <w:color w:val="0E6B6A"/>
+                <w:color w:val="151A23"/>
                 <w:sz w:val="18"/>
               </w:rPr>
-              <w:t>/hypervisor</w:t>
+              <w:t>Hyperviseur / Impact</w:t>
             </w:r>
           </w:p>
         </w:tc>
@@ -6034,34 +5999,7 @@
                 <w:color w:val="151A23"/>
                 <w:sz w:val="18"/>
               </w:rPr>
-              <w:t>Mehdi — Steward</w:t>
-            </w:r>
-          </w:p>
-        </w:tc>
-        <w:tc>
-          <w:tcPr>
-            <w:tcW w:type="dxa" w:w="3249"/>
-          </w:tcPr>
-          <w:p>
-            <w:r>
-              <w:rPr>
-                <w:rFonts w:ascii="Consolas" w:hAnsi="Consolas" w:eastAsia="Consolas"/>
-                <w:b w:val="0"/>
-                <w:i w:val="0"/>
-                <w:color w:val="0E6B6A"/>
-                <w:sz w:val="18"/>
-              </w:rPr>
-              <w:t>/steering</w:t>
-            </w:r>
-            <w:r>
-              <w:rPr>
-                <w:rFonts w:ascii="Calibri" w:hAnsi="Calibri" w:eastAsia="Calibri"/>
-                <w:b w:val="0"/>
-                <w:i w:val="0"/>
-                <w:color w:val="151A23"/>
-                <w:sz w:val="18"/>
-              </w:rPr>
-              <w:t xml:space="preserve"> puis Steer d’un System</w:t>
+              <w:t>Mehdi — pilote</w:t>
             </w:r>
           </w:p>
         </w:tc>
@@ -6078,7 +6016,24 @@
                 <w:color w:val="151A23"/>
                 <w:sz w:val="18"/>
               </w:rPr>
-              <w:t>Enveloppe et politiques</w:t>
+              <w:t>Pilotage d’un System</w:t>
+            </w:r>
+          </w:p>
+        </w:tc>
+        <w:tc>
+          <w:tcPr>
+            <w:tcW w:type="dxa" w:w="3249"/>
+          </w:tcPr>
+          <w:p>
+            <w:r>
+              <w:rPr>
+                <w:rFonts w:ascii="Calibri" w:hAnsi="Calibri" w:eastAsia="Calibri"/>
+                <w:b w:val="0"/>
+                <w:i w:val="0"/>
+                <w:color w:val="151A23"/>
+                <w:sz w:val="18"/>
+              </w:rPr>
+              <w:t>Encadrer les règles</w:t>
             </w:r>
           </w:p>
         </w:tc>
@@ -6097,7 +6052,7 @@
                 <w:color w:val="151A23"/>
                 <w:sz w:val="18"/>
               </w:rPr>
-              <w:t>Alex — Builder</w:t>
+              <w:t>Alex — concepteur</w:t>
             </w:r>
           </w:p>
         </w:tc>
@@ -6108,33 +6063,13 @@
           <w:p>
             <w:r>
               <w:rPr>
-                <w:rFonts w:ascii="Consolas" w:hAnsi="Consolas" w:eastAsia="Consolas"/>
-                <w:b w:val="0"/>
-                <w:i w:val="0"/>
-                <w:color w:val="0E6B6A"/>
-                <w:sz w:val="18"/>
-              </w:rPr>
-              <w:t>/create</w:t>
-            </w:r>
-            <w:r>
-              <w:rPr>
                 <w:rFonts w:ascii="Calibri" w:hAnsi="Calibri" w:eastAsia="Calibri"/>
                 <w:b w:val="0"/>
                 <w:i w:val="0"/>
                 <w:color w:val="151A23"/>
                 <w:sz w:val="18"/>
               </w:rPr>
-              <w:t xml:space="preserve">, </w:t>
-            </w:r>
-            <w:r>
-              <w:rPr>
-                <w:rFonts w:ascii="Consolas" w:hAnsi="Consolas" w:eastAsia="Consolas"/>
-                <w:b w:val="0"/>
-                <w:i w:val="0"/>
-                <w:color w:val="0E6B6A"/>
-                <w:sz w:val="18"/>
-              </w:rPr>
-              <w:t>/systems/new</w:t>
+              <w:t>Créer</w:t>
             </w:r>
           </w:p>
         </w:tc>
@@ -6170,7 +6105,7 @@
                 <w:color w:val="151A23"/>
                 <w:sz w:val="18"/>
               </w:rPr>
-              <w:t>Claire — Analyste</w:t>
+              <w:t>Claire — métier</w:t>
             </w:r>
           </w:p>
         </w:tc>
@@ -6187,27 +6122,7 @@
                 <w:color w:val="151A23"/>
                 <w:sz w:val="18"/>
               </w:rPr>
-              <w:t xml:space="preserve">Work d’abord ; Cockpit </w:t>
-            </w:r>
-            <w:r>
-              <w:rPr>
-                <w:rFonts w:ascii="Consolas" w:hAnsi="Consolas" w:eastAsia="Consolas"/>
-                <w:b w:val="0"/>
-                <w:i w:val="0"/>
-                <w:color w:val="0E6B6A"/>
-                <w:sz w:val="18"/>
-              </w:rPr>
-              <w:t>/runs</w:t>
-            </w:r>
-            <w:r>
-              <w:rPr>
-                <w:rFonts w:ascii="Calibri" w:hAnsi="Calibri" w:eastAsia="Calibri"/>
-                <w:b w:val="0"/>
-                <w:i w:val="0"/>
-                <w:color w:val="151A23"/>
-                <w:sz w:val="18"/>
-              </w:rPr>
-              <w:t xml:space="preserve"> en forage</w:t>
+              <w:t>Work d’abord ; Cockpit seulement pour forer une exécution</w:t>
             </w:r>
           </w:p>
         </w:tc>
@@ -6224,7 +6139,7 @@
                 <w:color w:val="151A23"/>
                 <w:sz w:val="18"/>
               </w:rPr>
-              <w:t>Consommer et tracer</w:t>
+              <w:t>Utiliser et tracer</w:t>
             </w:r>
           </w:p>
         </w:tc>
@@ -6243,7 +6158,7 @@
                 <w:color w:val="151A23"/>
                 <w:sz w:val="18"/>
               </w:rPr>
-              <w:t>Léo — Curateur</w:t>
+              <w:t>Léo — curateur</w:t>
             </w:r>
           </w:p>
         </w:tc>
@@ -6254,13 +6169,13 @@
           <w:p>
             <w:r>
               <w:rPr>
-                <w:rFonts w:ascii="Consolas" w:hAnsi="Consolas" w:eastAsia="Consolas"/>
+                <w:rFonts w:ascii="Calibri" w:hAnsi="Calibri" w:eastAsia="Calibri"/>
                 <w:b w:val="0"/>
                 <w:i w:val="0"/>
-                <w:color w:val="0E6B6A"/>
+                <w:color w:val="151A23"/>
                 <w:sz w:val="18"/>
               </w:rPr>
-              <w:t>/knowledge</w:t>
+              <w:t>Connaissances</w:t>
             </w:r>
           </w:p>
         </w:tc>
@@ -6296,24 +6211,7 @@
                 <w:color w:val="151A23"/>
                 <w:sz w:val="18"/>
               </w:rPr>
-              <w:t>Nadia — Gouvernance</w:t>
-            </w:r>
-          </w:p>
-        </w:tc>
-        <w:tc>
-          <w:tcPr>
-            <w:tcW w:type="dxa" w:w="3249"/>
-          </w:tcPr>
-          <w:p>
-            <w:r>
-              <w:rPr>
-                <w:rFonts w:ascii="Consolas" w:hAnsi="Consolas" w:eastAsia="Consolas"/>
-                <w:b w:val="0"/>
-                <w:i w:val="0"/>
-                <w:color w:val="0E6B6A"/>
-                <w:sz w:val="18"/>
-              </w:rPr>
-              <w:t>/governance/audit</w:t>
+              <w:t>Nadia — conformité</w:t>
             </w:r>
           </w:p>
         </w:tc>
@@ -6330,7 +6228,24 @@
                 <w:color w:val="151A23"/>
                 <w:sz w:val="18"/>
               </w:rPr>
-              <w:t>Conformité</w:t>
+              <w:t>Journal d’audit</w:t>
+            </w:r>
+          </w:p>
+        </w:tc>
+        <w:tc>
+          <w:tcPr>
+            <w:tcW w:type="dxa" w:w="3249"/>
+          </w:tcPr>
+          <w:p>
+            <w:r>
+              <w:rPr>
+                <w:rFonts w:ascii="Calibri" w:hAnsi="Calibri" w:eastAsia="Calibri"/>
+                <w:b w:val="0"/>
+                <w:i w:val="0"/>
+                <w:color w:val="151A23"/>
+                <w:sz w:val="18"/>
+              </w:rPr>
+              <w:t>Contrôler</w:t>
             </w:r>
           </w:p>
         </w:tc>
@@ -6346,17 +6261,17 @@
           <w:color w:val="151A23"/>
           <w:sz w:val="22"/>
         </w:rPr>
-        <w:t xml:space="preserve">Claire ne « vit » pas dans </w:t>
-      </w:r>
-      <w:r>
-        <w:rPr>
-          <w:rFonts w:ascii="Consolas" w:hAnsi="Consolas" w:eastAsia="Consolas"/>
-          <w:b w:val="0"/>
+        <w:t xml:space="preserve">Claire ne « vit » pas dans la fiche technique d’un System. Le métier travaille dans </w:t>
+      </w:r>
+      <w:r>
+        <w:rPr>
+          <w:rFonts w:ascii="Calibri" w:hAnsi="Calibri" w:eastAsia="Calibri"/>
+          <w:b/>
           <w:i w:val="0"/>
-          <w:color w:val="0E6B6A"/>
-          <w:sz w:val="22"/>
-        </w:rPr>
-        <w:t>/systems/:id</w:t>
+          <w:color w:val="151A23"/>
+          <w:sz w:val="22"/>
+        </w:rPr>
+        <w:t>Work</w:t>
       </w:r>
       <w:r>
         <w:rPr>
@@ -6366,27 +6281,7 @@
           <w:color w:val="151A23"/>
           <w:sz w:val="22"/>
         </w:rPr>
-        <w:t xml:space="preserve">. Le métier consomme dans </w:t>
-      </w:r>
-      <w:r>
-        <w:rPr>
-          <w:rFonts w:ascii="Calibri" w:hAnsi="Calibri" w:eastAsia="Calibri"/>
-          <w:b/>
-          <w:i w:val="0"/>
-          <w:color w:val="151A23"/>
-          <w:sz w:val="22"/>
-        </w:rPr>
-        <w:t>Work</w:t>
-      </w:r>
-      <w:r>
-        <w:rPr>
-          <w:rFonts w:ascii="Calibri" w:hAnsi="Calibri" w:eastAsia="Calibri"/>
-          <w:b w:val="0"/>
-          <w:i w:val="0"/>
-          <w:color w:val="151A23"/>
-          <w:sz w:val="22"/>
-        </w:rPr>
-        <w:t>. Le chat Cockpit est le chemin opérateur.</w:t>
+        <w:t>. Le chat du Cockpit est le chemin opérateur.</w:t>
       </w:r>
     </w:p>
     <w:p>
@@ -6544,53 +6439,13 @@
           <w:p>
             <w:r>
               <w:rPr>
-                <w:rFonts w:ascii="Consolas" w:hAnsi="Consolas" w:eastAsia="Consolas"/>
-                <w:b w:val="0"/>
-                <w:i w:val="0"/>
-                <w:color w:val="0E6B6A"/>
-                <w:sz w:val="18"/>
-              </w:rPr>
-              <w:t>/work</w:t>
-            </w:r>
-            <w:r>
-              <w:rPr>
                 <w:rFonts w:ascii="Calibri" w:hAnsi="Calibri" w:eastAsia="Calibri"/>
                 <w:b w:val="0"/>
                 <w:i w:val="0"/>
                 <w:color w:val="151A23"/>
                 <w:sz w:val="18"/>
               </w:rPr>
-              <w:t xml:space="preserve"> → une app publiée → </w:t>
-            </w:r>
-            <w:r>
-              <w:rPr>
-                <w:rFonts w:ascii="Consolas" w:hAnsi="Consolas" w:eastAsia="Consolas"/>
-                <w:b w:val="0"/>
-                <w:i w:val="0"/>
-                <w:color w:val="0E6B6A"/>
-                <w:sz w:val="18"/>
-              </w:rPr>
-              <w:t>/hypervisor</w:t>
-            </w:r>
-            <w:r>
-              <w:rPr>
-                <w:rFonts w:ascii="Calibri" w:hAnsi="Calibri" w:eastAsia="Calibri"/>
-                <w:b w:val="0"/>
-                <w:i w:val="0"/>
-                <w:color w:val="151A23"/>
-                <w:sz w:val="18"/>
-              </w:rPr>
-              <w:t xml:space="preserve"> (Impact) → lire mesuré/déclaré/absent → </w:t>
-            </w:r>
-            <w:r>
-              <w:rPr>
-                <w:rFonts w:ascii="Consolas" w:hAnsi="Consolas" w:eastAsia="Consolas"/>
-                <w:b w:val="0"/>
-                <w:i w:val="0"/>
-                <w:color w:val="0E6B6A"/>
-                <w:sz w:val="18"/>
-              </w:rPr>
-              <w:t>/help/value</w:t>
+              <w:t>Work → une application publiée → Impact → lire mesuré / déclaré / absent → aide valeur</w:t>
             </w:r>
           </w:p>
         </w:tc>
@@ -6607,7 +6462,7 @@
                 <w:color w:val="151A23"/>
                 <w:sz w:val="18"/>
               </w:rPr>
-              <w:t xml:space="preserve">Revue 30j/90j, couverture des bases de valeur, décisions en attente, un passage audit. </w:t>
+              <w:t xml:space="preserve">Revue 30 j / 90 j, couverture des conventions de valeur, avis en attente, un passage audit. </w:t>
             </w:r>
             <w:r>
               <w:rPr>
@@ -6627,7 +6482,7 @@
                 <w:color w:val="151A23"/>
                 <w:sz w:val="18"/>
               </w:rPr>
-              <w:t xml:space="preserve"> d’« heures économisées € » sans baseline Lot 8.</w:t>
+              <w:t xml:space="preserve"> d’« heures économisées € » sans une mesure après changement.</w:t>
             </w:r>
           </w:p>
         </w:tc>
@@ -6646,7 +6501,7 @@
                 <w:color w:val="151A23"/>
                 <w:sz w:val="18"/>
               </w:rPr>
-              <w:t>Métier consommateur</w:t>
+              <w:t>Métier</w:t>
             </w:r>
           </w:p>
         </w:tc>
@@ -6657,23 +6512,13 @@
           <w:p>
             <w:r>
               <w:rPr>
-                <w:rFonts w:ascii="Consolas" w:hAnsi="Consolas" w:eastAsia="Consolas"/>
-                <w:b w:val="0"/>
-                <w:i w:val="0"/>
-                <w:color w:val="0E6B6A"/>
-                <w:sz w:val="18"/>
-              </w:rPr>
-              <w:t>/work</w:t>
-            </w:r>
-            <w:r>
-              <w:rPr>
                 <w:rFonts w:ascii="Calibri" w:hAnsi="Calibri" w:eastAsia="Calibri"/>
                 <w:b w:val="0"/>
                 <w:i w:val="0"/>
                 <w:color w:val="151A23"/>
                 <w:sz w:val="18"/>
               </w:rPr>
-              <w:t xml:space="preserve"> → question → ouvrir la citation → (optionnel) NorthForge. Persona </w:t>
+              <w:t xml:space="preserve">Work → question → ouvrir la source → (optionnel) exemple guidé. Préférence </w:t>
             </w:r>
             <w:r>
               <w:rPr>
@@ -6710,27 +6555,7 @@
                 <w:color w:val="151A23"/>
                 <w:sz w:val="18"/>
               </w:rPr>
-              <w:t xml:space="preserve">Quotidien Work ; file </w:t>
-            </w:r>
-            <w:r>
-              <w:rPr>
-                <w:rFonts w:ascii="Consolas" w:hAnsi="Consolas" w:eastAsia="Consolas"/>
-                <w:b w:val="0"/>
-                <w:i w:val="0"/>
-                <w:color w:val="0E6B6A"/>
-                <w:sz w:val="18"/>
-              </w:rPr>
-              <w:t>/steering/review-queue</w:t>
-            </w:r>
-            <w:r>
-              <w:rPr>
-                <w:rFonts w:ascii="Calibri" w:hAnsi="Calibri" w:eastAsia="Calibri"/>
-                <w:b w:val="0"/>
-                <w:i w:val="0"/>
-                <w:color w:val="151A23"/>
-                <w:sz w:val="18"/>
-              </w:rPr>
-              <w:t xml:space="preserve"> si assigné ; deep link Run seulement pour forer. </w:t>
+              <w:t xml:space="preserve">Quotidien Work ; file de revue si on lui a assigné ; ouvrir une exécution seulement pour forer. </w:t>
             </w:r>
             <w:r>
               <w:rPr>
@@ -6776,7 +6601,7 @@
                 <w:color w:val="151A23"/>
                 <w:sz w:val="18"/>
               </w:rPr>
-              <w:t xml:space="preserve">Un gate Studio </w:t>
+              <w:t xml:space="preserve">Une approbation dans l’application </w:t>
             </w:r>
             <w:r>
               <w:rPr>
@@ -6796,7 +6621,7 @@
                 <w:color w:val="151A23"/>
                 <w:sz w:val="18"/>
               </w:rPr>
-              <w:t xml:space="preserve"> une décision Hyperviseur (signal) </w:t>
+              <w:t xml:space="preserve"> un avis Hyperviseur </w:t>
             </w:r>
             <w:r>
               <w:rPr>
@@ -6816,7 +6641,7 @@
                 <w:color w:val="151A23"/>
                 <w:sz w:val="18"/>
               </w:rPr>
-              <w:t xml:space="preserve"> d’ouvrir Steer</w:t>
+              <w:t xml:space="preserve"> d’ouvrir le pilotage</w:t>
             </w:r>
           </w:p>
         </w:tc>
@@ -6833,14 +6658,14 @@
                 <w:color w:val="151A23"/>
                 <w:sz w:val="18"/>
               </w:rPr>
-              <w:t xml:space="preserve">Inbox : gates + revue + feed Impact. Un scénario </w:t>
+              <w:t xml:space="preserve">Boîte : approbations + revue + file Impact. Un scénario </w:t>
             </w:r>
             <w:r>
               <w:rPr>
-                <w:rFonts w:ascii="Consolas" w:hAnsi="Consolas" w:eastAsia="Consolas"/>
+                <w:rFonts w:ascii="Calibri" w:hAnsi="Calibri" w:eastAsia="Calibri"/>
                 <w:b w:val="0"/>
-                <w:i w:val="0"/>
-                <w:color w:val="0E6B6A"/>
+                <w:i/>
+                <w:color w:val="151A23"/>
                 <w:sz w:val="18"/>
               </w:rPr>
               <w:t>Simuler → Mesurer</w:t>
@@ -6853,27 +6678,7 @@
                 <w:color w:val="151A23"/>
                 <w:sz w:val="18"/>
               </w:rPr>
-              <w:t xml:space="preserve"> seulement si </w:t>
-            </w:r>
-            <w:r>
-              <w:rPr>
-                <w:rFonts w:ascii="Consolas" w:hAnsi="Consolas" w:eastAsia="Consolas"/>
-                <w:b w:val="0"/>
-                <w:i w:val="0"/>
-                <w:color w:val="0E6B6A"/>
-                <w:sz w:val="18"/>
-              </w:rPr>
-              <w:t>value_loop_v1</w:t>
-            </w:r>
-            <w:r>
-              <w:rPr>
-                <w:rFonts w:ascii="Calibri" w:hAnsi="Calibri" w:eastAsia="Calibri"/>
-                <w:b w:val="0"/>
-                <w:i w:val="0"/>
-                <w:color w:val="151A23"/>
-                <w:sz w:val="18"/>
-              </w:rPr>
-              <w:t xml:space="preserve"> est actif sur </w:t>
+              <w:t xml:space="preserve"> seulement si la boucle de valeur est ouverte sur </w:t>
             </w:r>
             <w:r>
               <w:rPr>
@@ -7184,7 +6989,7 @@
           <w:color w:val="151A23"/>
           <w:sz w:val="22"/>
         </w:rPr>
-        <w:t>« Le flag adoption = produit mature » — le flag est un robinet.</w:t>
+        <w:t>« Le parcours d’accueil = produit mature » — c’est un robinet, éteint par défaut.</w:t>
       </w:r>
     </w:p>
     <w:p>
@@ -7401,7 +7206,7 @@
                 <w:color w:val="151A23"/>
                 <w:sz w:val="18"/>
               </w:rPr>
-              <w:t>Accepter dans l’Hyperviseur enregistre un signal.</w:t>
+              <w:t>Accepter dans l’Hyperviseur enregistre un avis.</w:t>
             </w:r>
           </w:p>
         </w:tc>
@@ -7418,7 +7223,7 @@
                 <w:color w:val="151A23"/>
                 <w:sz w:val="18"/>
               </w:rPr>
-              <w:t>« L’Hyperviseur applique tout seul la policy. »</w:t>
+              <w:t>« L’Hyperviseur applique tout seul la règle. »</w:t>
             </w:r>
           </w:p>
         </w:tc>
@@ -7437,7 +7242,7 @@
                 <w:color w:val="151A23"/>
                 <w:sz w:val="18"/>
               </w:rPr>
-              <w:t>La boucle de valeur vit sur un System, derrière un flag.</w:t>
+              <w:t>La boucle de valeur vit sur un System, si elle est ouverte.</w:t>
             </w:r>
           </w:p>
         </w:tc>
@@ -7454,7 +7259,7 @@
                 <w:color w:val="151A23"/>
                 <w:sz w:val="18"/>
               </w:rPr>
-              <w:t>« Tous les workspaces ferment la boucle. »</w:t>
+              <w:t>« Tous les espaces ferment la boucle. »</w:t>
             </w:r>
           </w:p>
         </w:tc>
@@ -7778,7 +7583,7 @@
           <w:color w:val="151A23"/>
           <w:sz w:val="22"/>
         </w:rPr>
-        <w:t xml:space="preserve"> — une application publiée, une question, une citation. </w:t>
+        <w:t xml:space="preserve"> — une application publiée, une question, une source ouverte. </w:t>
       </w:r>
       <w:r>
         <w:rPr>
@@ -7803,7 +7608,7 @@
           <w:color w:val="151A23"/>
           <w:sz w:val="22"/>
         </w:rPr>
-        <w:t>Run</w:t>
+        <w:t>Une exécution</w:t>
       </w:r>
       <w:r>
         <w:rPr>
@@ -7813,7 +7618,7 @@
           <w:color w:val="151A23"/>
           <w:sz w:val="22"/>
         </w:rPr>
-        <w:t xml:space="preserve"> — deep link. </w:t>
+        <w:t xml:space="preserve"> — le lien profond. </w:t>
       </w:r>
       <w:r>
         <w:rPr>
@@ -7848,7 +7653,7 @@
           <w:color w:val="151A23"/>
           <w:sz w:val="22"/>
         </w:rPr>
-        <w:t xml:space="preserve"> — légende mesuré/déclaré, une décision en</w:t>
+        <w:t xml:space="preserve"> — légende mesuré / déclaré, une décision en</w:t>
       </w:r>
     </w:p>
     <w:p>
@@ -7870,7 +7675,7 @@
           <w:color w:val="151A23"/>
           <w:sz w:val="22"/>
         </w:rPr>
-        <w:t>Observer, puis décider (signal).</w:t>
+        <w:t>Observer, puis donner un avis.</w:t>
       </w:r>
     </w:p>
     <w:p>
@@ -7885,7 +7690,7 @@
           <w:color w:val="151A23"/>
           <w:sz w:val="22"/>
         </w:rPr>
-        <w:t>Steer d’un System</w:t>
+        <w:t>Pilotage d’un System</w:t>
       </w:r>
       <w:r>
         <w:rPr>
@@ -7895,18 +7700,10 @@
           <w:color w:val="151A23"/>
           <w:sz w:val="22"/>
         </w:rPr>
-        <w:t xml:space="preserve"> (seulement si </w:t>
-      </w:r>
-      <w:r>
-        <w:rPr>
-          <w:rFonts w:ascii="Consolas" w:hAnsi="Consolas" w:eastAsia="Consolas"/>
-          <w:b w:val="0"/>
-          <w:i w:val="0"/>
-          <w:color w:val="0E6B6A"/>
-          <w:sz w:val="22"/>
-        </w:rPr>
-        <w:t>value_loop_v1</w:t>
-      </w:r>
+        <w:t xml:space="preserve"> (seulement si la boucle de valeur est vraiment</w:t>
+      </w:r>
+    </w:p>
+    <w:p>
       <w:r>
         <w:rPr>
           <w:rFonts w:ascii="Calibri" w:hAnsi="Calibri" w:eastAsia="Calibri"/>
@@ -7915,19 +7712,7 @@
           <w:color w:val="151A23"/>
           <w:sz w:val="22"/>
         </w:rPr>
-        <w:t xml:space="preserve"> est réellement</w:t>
-      </w:r>
-    </w:p>
-    <w:p>
-      <w:r>
-        <w:rPr>
-          <w:rFonts w:ascii="Calibri" w:hAnsi="Calibri" w:eastAsia="Calibri"/>
-          <w:b w:val="0"/>
-          <w:i w:val="0"/>
-          <w:color w:val="151A23"/>
-          <w:sz w:val="22"/>
-        </w:rPr>
-        <w:t xml:space="preserve">actif) — </w:t>
+        <w:t xml:space="preserve">ouverte) — </w:t>
       </w:r>
       <w:r>
         <w:rPr>
@@ -7962,7 +7747,7 @@
           <w:color w:val="151A23"/>
           <w:sz w:val="22"/>
         </w:rPr>
-        <w:t>`/help/value`</w:t>
+        <w:t>Aide valeur</w:t>
       </w:r>
       <w:r>
         <w:rPr>
